--- a/docs/transferai-admin/104_Guide_Troubleshooting_Pipeline_Prospection_V1.docx
+++ b/docs/transferai-admin/104_Guide_Troubleshooting_Pipeline_Prospection_V1.docx
@@ -2,7 +2,7 @@
 <file path=word/document.xml><?xml version="1.0" encoding="utf-8"?>
 <w:document xmlns:w="http://schemas.openxmlformats.org/wordprocessingml/2006/main" xmlns:m="http://schemas.openxmlformats.org/officeDocument/2006/math" xmlns:r="http://schemas.openxmlformats.org/officeDocument/2006/relationships" xmlns:o="urn:schemas-microsoft-com:office:office" xmlns:v="urn:schemas-microsoft-com:vml" xmlns:w10="urn:schemas-microsoft-com:office:word" xmlns:a="http://schemas.openxmlformats.org/drawingml/2006/main" xmlns:pic="http://schemas.openxmlformats.org/drawingml/2006/picture" xmlns:wp="http://schemas.openxmlformats.org/drawingml/2006/wordprocessingDrawing">
   <w:body>
-    <w:bookmarkStart w:id="35" w:name="Xd68f43dbf0523be64b6d8da50e33b641280bf2a"/>
+    <w:bookmarkStart w:id="38" w:name="Xd68f43dbf0523be64b6d8da50e33b641280bf2a"/>
     <w:p>
       <w:pPr>
         <w:pStyle w:val="Heading1"/>
@@ -26,7 +26,7 @@
         <w:t xml:space="preserve"> </w:t>
       </w:r>
       <w:r>
-        <w:t xml:space="preserve">1.0</w:t>
+        <w:t xml:space="preserve">2.0</w:t>
       </w:r>
       <w:r>
         <w:br/>
@@ -136,7 +136,13 @@
         <w:t xml:space="preserve"> </w:t>
       </w:r>
       <w:r>
-        <w:t xml:space="preserve">- Problèmes généraux n8n → section 7</w:t>
+        <w:t xml:space="preserve">- Les réponses des prospects ne sont pas détectées (workflow 97) → section 7</w:t>
+      </w:r>
+      <w:r>
+        <w:t xml:space="preserve"> </w:t>
+      </w:r>
+      <w:r>
+        <w:t xml:space="preserve">- Problèmes généraux n8n → section 8</w:t>
       </w:r>
     </w:p>
     <w:p>
@@ -170,7 +176,7 @@
         <w:pStyle w:val="FirstParagraph"/>
       </w:pPr>
       <w:r>
-        <w:t xml:space="preserve">Le prospect remplit le formulaire mais ne reçoit aucun email. Vous ne recevez pas non plus d’alerte admin.</w:t>
+        <w:t xml:space="preserve">Le prospect remplit le formulaire mais ne reçoit aucun email. Vous ne recevez pas non plus d’alerte administrateur.</w:t>
       </w:r>
     </w:p>
     <w:bookmarkEnd w:id="10"/>
@@ -457,7 +463,7 @@
         <w:t xml:space="preserve"> </w:t>
       </w:r>
       <w:r>
-        <w:t xml:space="preserve">3. Cherchez la dernière exécution et regardez si elle est en erreur (rouge)</w:t>
+        <w:t xml:space="preserve">3. Cherchez la dernière exécution et regardez si elle est en erreur (fond rouge)</w:t>
       </w:r>
       <w:r>
         <w:t xml:space="preserve"> </w:t>
@@ -546,7 +552,7 @@
               <w:pStyle w:val="Compact"/>
             </w:pPr>
             <w:r>
-              <w:t xml:space="preserve">Quota ou API Resend down</w:t>
+              <w:t xml:space="preserve">Quota Resend atteint ou API Resend indisponible</w:t>
             </w:r>
           </w:p>
         </w:tc>
@@ -584,7 +590,7 @@
               <w:pStyle w:val="Compact"/>
             </w:pPr>
             <w:r>
-              <w:t xml:space="preserve">Supabase down ou clé API expirée</w:t>
+              <w:t xml:space="preserve">Supabase indisponible ou clé API expirée</w:t>
             </w:r>
           </w:p>
         </w:tc>
@@ -595,7 +601,7 @@
               <w:pStyle w:val="Compact"/>
             </w:pPr>
             <w:r>
-              <w:t xml:space="preserve">Vérifier Supabase</w:t>
+              <w:t xml:space="preserve">Vérifier le statut Supabase</w:t>
             </w:r>
           </w:p>
         </w:tc>
@@ -622,7 +628,7 @@
               <w:pStyle w:val="Compact"/>
             </w:pPr>
             <w:r>
-              <w:t xml:space="preserve">Même cause que Resend ci-dessus</w:t>
+              <w:t xml:space="preserve">Même cause que Resend</w:t>
             </w:r>
           </w:p>
         </w:tc>
@@ -688,7 +694,7 @@
         <w:rPr>
           <w:rStyle w:val="NormalTok"/>
         </w:rPr>
-        <w:t xml:space="preserve"> email, status, paused, stop_reason</w:t>
+        <w:t xml:space="preserve"> target_email, status, paused, stop_reason</w:t>
       </w:r>
       <w:r>
         <w:br/>
@@ -718,7 +724,7 @@
         <w:rPr>
           <w:rStyle w:val="NormalTok"/>
         </w:rPr>
-        <w:t xml:space="preserve"> email </w:t>
+        <w:t xml:space="preserve"> target_email </w:t>
       </w:r>
       <w:r>
         <w:rPr>
@@ -762,7 +768,7 @@
         <w:t xml:space="preserve">paused = true</w:t>
       </w:r>
       <w:r>
-        <w:t xml:space="preserve">, le système a volontairement bloqué la séquence. Pour reprendre :</w:t>
+        <w:t xml:space="preserve">, le système a volontairement bloqué la séquence. Pour la reprendre :</w:t>
       </w:r>
     </w:p>
     <w:p>
@@ -845,7 +851,350 @@
         <w:rPr>
           <w:rStyle w:val="NormalTok"/>
         </w:rPr>
-        <w:t xml:space="preserve"> email </w:t>
+        <w:t xml:space="preserve"> target_email </w:t>
+      </w:r>
+      <w:r>
+        <w:rPr>
+          <w:rStyle w:val="OperatorTok"/>
+        </w:rPr>
+        <w:t xml:space="preserve">=</w:t>
+      </w:r>
+      <w:r>
+        <w:rPr>
+          <w:rStyle w:val="NormalTok"/>
+        </w:rPr>
+        <w:t xml:space="preserve"> </w:t>
+      </w:r>
+      <w:r>
+        <w:rPr>
+          <w:rStyle w:val="StringTok"/>
+        </w:rPr>
+        <w:t xml:space="preserve">'email_du_prospect@exemple.com'</w:t>
+      </w:r>
+      <w:r>
+        <w:rPr>
+          <w:rStyle w:val="NormalTok"/>
+        </w:rPr>
+        <w:t xml:space="preserve">;</w:t>
+      </w:r>
+    </w:p>
+    <w:p>
+      <w:pPr>
+        <w:pStyle w:val="FirstParagraph"/>
+      </w:pPr>
+      <w:r>
+        <w:rPr>
+          <w:b/>
+          <w:bCs/>
+        </w:rPr>
+        <w:t xml:space="preserve">1.5 Le prospect a déjà répondu ou est en statut handoff</w:t>
+      </w:r>
+    </w:p>
+    <w:p>
+      <w:pPr>
+        <w:pStyle w:val="BodyText"/>
+      </w:pPr>
+      <w:r>
+        <w:t xml:space="preserve">Si le prospect avait déjà répondu lors d’un envoi précédent, son statut est</w:t>
+      </w:r>
+      <w:r>
+        <w:t xml:space="preserve"> </w:t>
+      </w:r>
+      <w:r>
+        <w:rPr>
+          <w:rStyle w:val="VerbatimChar"/>
+        </w:rPr>
+        <w:t xml:space="preserve">replied</w:t>
+      </w:r>
+      <w:r>
+        <w:t xml:space="preserve"> </w:t>
+      </w:r>
+      <w:r>
+        <w:t xml:space="preserve">ou</w:t>
+      </w:r>
+      <w:r>
+        <w:t xml:space="preserve"> </w:t>
+      </w:r>
+      <w:r>
+        <w:rPr>
+          <w:rStyle w:val="VerbatimChar"/>
+        </w:rPr>
+        <w:t xml:space="preserve">human_handoff_required</w:t>
+      </w:r>
+      <w:r>
+        <w:t xml:space="preserve">, et la séquence ne redémarre pas automatiquement.</w:t>
+      </w:r>
+    </w:p>
+    <w:p>
+      <w:pPr>
+        <w:pStyle w:val="BodyText"/>
+      </w:pPr>
+      <w:r>
+        <w:t xml:space="preserve">Vérification :</w:t>
+      </w:r>
+    </w:p>
+    <w:p>
+      <w:pPr>
+        <w:pStyle w:val="SourceCode"/>
+      </w:pPr>
+      <w:r>
+        <w:rPr>
+          <w:rStyle w:val="KeywordTok"/>
+        </w:rPr>
+        <w:t xml:space="preserve">SELECT</w:t>
+      </w:r>
+      <w:r>
+        <w:rPr>
+          <w:rStyle w:val="NormalTok"/>
+        </w:rPr>
+        <w:t xml:space="preserve"> target_email, status, paused</w:t>
+      </w:r>
+      <w:r>
+        <w:br/>
+      </w:r>
+      <w:r>
+        <w:rPr>
+          <w:rStyle w:val="KeywordTok"/>
+        </w:rPr>
+        <w:t xml:space="preserve">FROM</w:t>
+      </w:r>
+      <w:r>
+        <w:rPr>
+          <w:rStyle w:val="NormalTok"/>
+        </w:rPr>
+        <w:t xml:space="preserve"> prospect_targets</w:t>
+      </w:r>
+      <w:r>
+        <w:br/>
+      </w:r>
+      <w:r>
+        <w:rPr>
+          <w:rStyle w:val="KeywordTok"/>
+        </w:rPr>
+        <w:t xml:space="preserve">WHERE</w:t>
+      </w:r>
+      <w:r>
+        <w:rPr>
+          <w:rStyle w:val="NormalTok"/>
+        </w:rPr>
+        <w:t xml:space="preserve"> target_email </w:t>
+      </w:r>
+      <w:r>
+        <w:rPr>
+          <w:rStyle w:val="OperatorTok"/>
+        </w:rPr>
+        <w:t xml:space="preserve">=</w:t>
+      </w:r>
+      <w:r>
+        <w:rPr>
+          <w:rStyle w:val="NormalTok"/>
+        </w:rPr>
+        <w:t xml:space="preserve"> </w:t>
+      </w:r>
+      <w:r>
+        <w:rPr>
+          <w:rStyle w:val="StringTok"/>
+        </w:rPr>
+        <w:t xml:space="preserve">'email_du_prospect@exemple.com'</w:t>
+      </w:r>
+      <w:r>
+        <w:rPr>
+          <w:rStyle w:val="NormalTok"/>
+        </w:rPr>
+        <w:t xml:space="preserve">;</w:t>
+      </w:r>
+    </w:p>
+    <w:p>
+      <w:pPr>
+        <w:pStyle w:val="FirstParagraph"/>
+      </w:pPr>
+      <w:r>
+        <w:t xml:space="preserve">Si le statut est</w:t>
+      </w:r>
+      <w:r>
+        <w:t xml:space="preserve"> </w:t>
+      </w:r>
+      <w:r>
+        <w:rPr>
+          <w:rStyle w:val="VerbatimChar"/>
+        </w:rPr>
+        <w:t xml:space="preserve">replied</w:t>
+      </w:r>
+      <w:r>
+        <w:t xml:space="preserve"> </w:t>
+      </w:r>
+      <w:r>
+        <w:t xml:space="preserve">ou</w:t>
+      </w:r>
+      <w:r>
+        <w:t xml:space="preserve"> </w:t>
+      </w:r>
+      <w:r>
+        <w:rPr>
+          <w:rStyle w:val="VerbatimChar"/>
+        </w:rPr>
+        <w:t xml:space="preserve">human_handoff_required</w:t>
+      </w:r>
+      <w:r>
+        <w:t xml:space="preserve"> </w:t>
+      </w:r>
+      <w:r>
+        <w:t xml:space="preserve">et que vous souhaitez relancer :</w:t>
+      </w:r>
+    </w:p>
+    <w:p>
+      <w:pPr>
+        <w:pStyle w:val="SourceCode"/>
+      </w:pPr>
+      <w:r>
+        <w:rPr>
+          <w:rStyle w:val="KeywordTok"/>
+        </w:rPr>
+        <w:t xml:space="preserve">UPDATE</w:t>
+      </w:r>
+      <w:r>
+        <w:rPr>
+          <w:rStyle w:val="NormalTok"/>
+        </w:rPr>
+        <w:t xml:space="preserve"> prospect_targets</w:t>
+      </w:r>
+      <w:r>
+        <w:br/>
+      </w:r>
+      <w:r>
+        <w:rPr>
+          <w:rStyle w:val="KeywordTok"/>
+        </w:rPr>
+        <w:t xml:space="preserve">SET</w:t>
+      </w:r>
+      <w:r>
+        <w:rPr>
+          <w:rStyle w:val="NormalTok"/>
+        </w:rPr>
+        <w:t xml:space="preserve"> status </w:t>
+      </w:r>
+      <w:r>
+        <w:rPr>
+          <w:rStyle w:val="OperatorTok"/>
+        </w:rPr>
+        <w:t xml:space="preserve">=</w:t>
+      </w:r>
+      <w:r>
+        <w:rPr>
+          <w:rStyle w:val="NormalTok"/>
+        </w:rPr>
+        <w:t xml:space="preserve"> </w:t>
+      </w:r>
+      <w:r>
+        <w:rPr>
+          <w:rStyle w:val="StringTok"/>
+        </w:rPr>
+        <w:t xml:space="preserve">'active'</w:t>
+      </w:r>
+      <w:r>
+        <w:rPr>
+          <w:rStyle w:val="NormalTok"/>
+        </w:rPr>
+        <w:t xml:space="preserve">,</w:t>
+      </w:r>
+      <w:r>
+        <w:br/>
+      </w:r>
+      <w:r>
+        <w:rPr>
+          <w:rStyle w:val="NormalTok"/>
+        </w:rPr>
+        <w:t xml:space="preserve">    paused </w:t>
+      </w:r>
+      <w:r>
+        <w:rPr>
+          <w:rStyle w:val="OperatorTok"/>
+        </w:rPr>
+        <w:t xml:space="preserve">=</w:t>
+      </w:r>
+      <w:r>
+        <w:rPr>
+          <w:rStyle w:val="NormalTok"/>
+        </w:rPr>
+        <w:t xml:space="preserve"> </w:t>
+      </w:r>
+      <w:r>
+        <w:rPr>
+          <w:rStyle w:val="KeywordTok"/>
+        </w:rPr>
+        <w:t xml:space="preserve">false</w:t>
+      </w:r>
+      <w:r>
+        <w:rPr>
+          <w:rStyle w:val="NormalTok"/>
+        </w:rPr>
+        <w:t xml:space="preserve">,</w:t>
+      </w:r>
+      <w:r>
+        <w:br/>
+      </w:r>
+      <w:r>
+        <w:rPr>
+          <w:rStyle w:val="NormalTok"/>
+        </w:rPr>
+        <w:t xml:space="preserve">    next_action_at </w:t>
+      </w:r>
+      <w:r>
+        <w:rPr>
+          <w:rStyle w:val="OperatorTok"/>
+        </w:rPr>
+        <w:t xml:space="preserve">=</w:t>
+      </w:r>
+      <w:r>
+        <w:rPr>
+          <w:rStyle w:val="NormalTok"/>
+        </w:rPr>
+        <w:t xml:space="preserve"> NOW() </w:t>
+      </w:r>
+      <w:r>
+        <w:rPr>
+          <w:rStyle w:val="OperatorTok"/>
+        </w:rPr>
+        <w:t xml:space="preserve">+</w:t>
+      </w:r>
+      <w:r>
+        <w:rPr>
+          <w:rStyle w:val="NormalTok"/>
+        </w:rPr>
+        <w:t xml:space="preserve"> </w:t>
+      </w:r>
+      <w:r>
+        <w:rPr>
+          <w:rStyle w:val="DataTypeTok"/>
+        </w:rPr>
+        <w:t xml:space="preserve">INTERVAL</w:t>
+      </w:r>
+      <w:r>
+        <w:rPr>
+          <w:rStyle w:val="NormalTok"/>
+        </w:rPr>
+        <w:t xml:space="preserve"> </w:t>
+      </w:r>
+      <w:r>
+        <w:rPr>
+          <w:rStyle w:val="StringTok"/>
+        </w:rPr>
+        <w:t xml:space="preserve">'1 hour'</w:t>
+      </w:r>
+      <w:r>
+        <w:br/>
+      </w:r>
+      <w:r>
+        <w:rPr>
+          <w:rStyle w:val="KeywordTok"/>
+        </w:rPr>
+        <w:t xml:space="preserve">WHERE</w:t>
+      </w:r>
+      <w:r>
+        <w:rPr>
+          <w:rStyle w:val="NormalTok"/>
+        </w:rPr>
+        <w:t xml:space="preserve"> target_email </w:t>
       </w:r>
       <w:r>
         <w:rPr>
@@ -980,15 +1329,54 @@
         <w:rPr>
           <w:rStyle w:val="NormalTok"/>
         </w:rPr>
-        <w:t xml:space="preserve"> email, sequence_step, next_action_at, social_email_1_sent_at</w:t>
+        <w:t xml:space="preserve"> target_email, next_action_at, social_email_1_sent_at,</w:t>
       </w:r>
       <w:r>
         <w:br/>
       </w:r>
       <w:r>
         <w:rPr>
+          <w:rStyle w:val="NormalTok"/>
+        </w:rPr>
+        <w:t xml:space="preserve">       source_payload</w:t>
+      </w:r>
+      <w:r>
+        <w:rPr>
+          <w:rStyle w:val="OperatorTok"/>
+        </w:rPr>
+        <w:t xml:space="preserve">-&gt;&gt;</w:t>
+      </w:r>
+      <w:r>
+        <w:rPr>
+          <w:rStyle w:val="StringTok"/>
+        </w:rPr>
+        <w:t xml:space="preserve">'form_type'</w:t>
+      </w:r>
+      <w:r>
+        <w:rPr>
+          <w:rStyle w:val="NormalTok"/>
+        </w:rPr>
+        <w:t xml:space="preserve"> </w:t>
+      </w:r>
+      <w:r>
+        <w:rPr>
           <w:rStyle w:val="KeywordTok"/>
         </w:rPr>
+        <w:t xml:space="preserve">AS</w:t>
+      </w:r>
+      <w:r>
+        <w:rPr>
+          <w:rStyle w:val="NormalTok"/>
+        </w:rPr>
+        <w:t xml:space="preserve"> form_type</w:t>
+      </w:r>
+      <w:r>
+        <w:br/>
+      </w:r>
+      <w:r>
+        <w:rPr>
+          <w:rStyle w:val="KeywordTok"/>
+        </w:rPr>
         <w:t xml:space="preserve">FROM</w:t>
       </w:r>
       <w:r>
@@ -1108,7 +1496,7 @@
         <w:t xml:space="preserve"> </w:t>
       </w:r>
       <w:r>
-        <w:t xml:space="preserve">a un problème. Vérifiez les exécutions du workflow 93 et cherchez une erreur dans ce nœud.</w:t>
+        <w:t xml:space="preserve">a rencontré un problème. Vérifiez les exécutions du workflow 93 et cherchez une erreur dans ce nœud.</w:t>
       </w:r>
     </w:p>
     <w:p>
@@ -1215,7 +1603,7 @@
         <w:t xml:space="preserve"> </w:t>
       </w:r>
       <w:r>
-        <w:t xml:space="preserve">est dépassé seront envoyées lors de la prochaine exécution du cron.</w:t>
+        <w:t xml:space="preserve">est dépassé seront traitées lors de la prochaine exécution du cron.</w:t>
       </w:r>
     </w:p>
     <w:p>
@@ -1267,15 +1655,54 @@
         <w:rPr>
           <w:rStyle w:val="NormalTok"/>
         </w:rPr>
-        <w:t xml:space="preserve"> email, allow_third_email, sequence_step</w:t>
+        <w:t xml:space="preserve"> target_email, allow_third_email,</w:t>
       </w:r>
       <w:r>
         <w:br/>
       </w:r>
       <w:r>
         <w:rPr>
+          <w:rStyle w:val="NormalTok"/>
+        </w:rPr>
+        <w:t xml:space="preserve">       source_payload</w:t>
+      </w:r>
+      <w:r>
+        <w:rPr>
+          <w:rStyle w:val="OperatorTok"/>
+        </w:rPr>
+        <w:t xml:space="preserve">-&gt;&gt;</w:t>
+      </w:r>
+      <w:r>
+        <w:rPr>
+          <w:rStyle w:val="StringTok"/>
+        </w:rPr>
+        <w:t xml:space="preserve">'form_type'</w:t>
+      </w:r>
+      <w:r>
+        <w:rPr>
+          <w:rStyle w:val="NormalTok"/>
+        </w:rPr>
+        <w:t xml:space="preserve"> </w:t>
+      </w:r>
+      <w:r>
+        <w:rPr>
           <w:rStyle w:val="KeywordTok"/>
         </w:rPr>
+        <w:t xml:space="preserve">AS</w:t>
+      </w:r>
+      <w:r>
+        <w:rPr>
+          <w:rStyle w:val="NormalTok"/>
+        </w:rPr>
+        <w:t xml:space="preserve"> form_type</w:t>
+      </w:r>
+      <w:r>
+        <w:br/>
+      </w:r>
+      <w:r>
+        <w:rPr>
+          <w:rStyle w:val="KeywordTok"/>
+        </w:rPr>
         <w:t xml:space="preserve">FROM</w:t>
       </w:r>
       <w:r>
@@ -1297,7 +1724,7 @@
         <w:rPr>
           <w:rStyle w:val="NormalTok"/>
         </w:rPr>
-        <w:t xml:space="preserve"> email </w:t>
+        <w:t xml:space="preserve"> target_email </w:t>
       </w:r>
       <w:r>
         <w:rPr>
@@ -1342,6 +1769,334 @@
       </w:r>
       <w:r>
         <w:t xml:space="preserve">, c’est un comportement normal : la séquence s’arrête après le mail 2.</w:t>
+      </w:r>
+    </w:p>
+    <w:p>
+      <w:pPr>
+        <w:pStyle w:val="BodyText"/>
+      </w:pPr>
+      <w:r>
+        <w:rPr>
+          <w:b/>
+          <w:bCs/>
+        </w:rPr>
+        <w:t xml:space="preserve">2.5 Le prospect est dans un statut exclu des relances</w:t>
+      </w:r>
+    </w:p>
+    <w:p>
+      <w:pPr>
+        <w:pStyle w:val="BodyText"/>
+      </w:pPr>
+      <w:r>
+        <w:t xml:space="preserve">Depuis la mise à jour du workflow 93 (étape 11), les prospects dont le statut est</w:t>
+      </w:r>
+      <w:r>
+        <w:t xml:space="preserve"> </w:t>
+      </w:r>
+      <w:r>
+        <w:rPr>
+          <w:rStyle w:val="VerbatimChar"/>
+        </w:rPr>
+        <w:t xml:space="preserve">replied</w:t>
+      </w:r>
+      <w:r>
+        <w:t xml:space="preserve">,</w:t>
+      </w:r>
+      <w:r>
+        <w:t xml:space="preserve"> </w:t>
+      </w:r>
+      <w:r>
+        <w:rPr>
+          <w:rStyle w:val="VerbatimChar"/>
+        </w:rPr>
+        <w:t xml:space="preserve">human_handoff_required</w:t>
+      </w:r>
+      <w:r>
+        <w:t xml:space="preserve"> </w:t>
+      </w:r>
+      <w:r>
+        <w:t xml:space="preserve">ou</w:t>
+      </w:r>
+      <w:r>
+        <w:t xml:space="preserve"> </w:t>
+      </w:r>
+      <w:r>
+        <w:rPr>
+          <w:rStyle w:val="VerbatimChar"/>
+        </w:rPr>
+        <w:t xml:space="preserve">meeting_booked</w:t>
+      </w:r>
+      <w:r>
+        <w:t xml:space="preserve"> </w:t>
+      </w:r>
+      <w:r>
+        <w:t xml:space="preserve">sont automatiquement exclus de la file de relance.</w:t>
+      </w:r>
+    </w:p>
+    <w:p>
+      <w:pPr>
+        <w:pStyle w:val="BodyText"/>
+      </w:pPr>
+      <w:r>
+        <w:t xml:space="preserve">Vérification :</w:t>
+      </w:r>
+    </w:p>
+    <w:p>
+      <w:pPr>
+        <w:pStyle w:val="SourceCode"/>
+      </w:pPr>
+      <w:r>
+        <w:rPr>
+          <w:rStyle w:val="KeywordTok"/>
+        </w:rPr>
+        <w:t xml:space="preserve">SELECT</w:t>
+      </w:r>
+      <w:r>
+        <w:rPr>
+          <w:rStyle w:val="NormalTok"/>
+        </w:rPr>
+        <w:t xml:space="preserve"> target_email, status, paused</w:t>
+      </w:r>
+      <w:r>
+        <w:br/>
+      </w:r>
+      <w:r>
+        <w:rPr>
+          <w:rStyle w:val="KeywordTok"/>
+        </w:rPr>
+        <w:t xml:space="preserve">FROM</w:t>
+      </w:r>
+      <w:r>
+        <w:rPr>
+          <w:rStyle w:val="NormalTok"/>
+        </w:rPr>
+        <w:t xml:space="preserve"> prospect_targets</w:t>
+      </w:r>
+      <w:r>
+        <w:br/>
+      </w:r>
+      <w:r>
+        <w:rPr>
+          <w:rStyle w:val="KeywordTok"/>
+        </w:rPr>
+        <w:t xml:space="preserve">WHERE</w:t>
+      </w:r>
+      <w:r>
+        <w:rPr>
+          <w:rStyle w:val="NormalTok"/>
+        </w:rPr>
+        <w:t xml:space="preserve"> target_email </w:t>
+      </w:r>
+      <w:r>
+        <w:rPr>
+          <w:rStyle w:val="OperatorTok"/>
+        </w:rPr>
+        <w:t xml:space="preserve">=</w:t>
+      </w:r>
+      <w:r>
+        <w:rPr>
+          <w:rStyle w:val="NormalTok"/>
+        </w:rPr>
+        <w:t xml:space="preserve"> </w:t>
+      </w:r>
+      <w:r>
+        <w:rPr>
+          <w:rStyle w:val="StringTok"/>
+        </w:rPr>
+        <w:t xml:space="preserve">'email@exemple.com'</w:t>
+      </w:r>
+      <w:r>
+        <w:rPr>
+          <w:rStyle w:val="NormalTok"/>
+        </w:rPr>
+        <w:t xml:space="preserve">;</w:t>
+      </w:r>
+    </w:p>
+    <w:p>
+      <w:pPr>
+        <w:pStyle w:val="FirstParagraph"/>
+      </w:pPr>
+      <w:r>
+        <w:t xml:space="preserve">Si le statut est l’un des trois ci-dessus, c’est un comportement voulu. Pour forcer une relance tout de même (cas exceptionnel) :</w:t>
+      </w:r>
+    </w:p>
+    <w:p>
+      <w:pPr>
+        <w:pStyle w:val="SourceCode"/>
+      </w:pPr>
+      <w:r>
+        <w:rPr>
+          <w:rStyle w:val="KeywordTok"/>
+        </w:rPr>
+        <w:t xml:space="preserve">UPDATE</w:t>
+      </w:r>
+      <w:r>
+        <w:rPr>
+          <w:rStyle w:val="NormalTok"/>
+        </w:rPr>
+        <w:t xml:space="preserve"> prospect_targets</w:t>
+      </w:r>
+      <w:r>
+        <w:br/>
+      </w:r>
+      <w:r>
+        <w:rPr>
+          <w:rStyle w:val="KeywordTok"/>
+        </w:rPr>
+        <w:t xml:space="preserve">SET</w:t>
+      </w:r>
+      <w:r>
+        <w:rPr>
+          <w:rStyle w:val="NormalTok"/>
+        </w:rPr>
+        <w:t xml:space="preserve"> status </w:t>
+      </w:r>
+      <w:r>
+        <w:rPr>
+          <w:rStyle w:val="OperatorTok"/>
+        </w:rPr>
+        <w:t xml:space="preserve">=</w:t>
+      </w:r>
+      <w:r>
+        <w:rPr>
+          <w:rStyle w:val="NormalTok"/>
+        </w:rPr>
+        <w:t xml:space="preserve"> </w:t>
+      </w:r>
+      <w:r>
+        <w:rPr>
+          <w:rStyle w:val="StringTok"/>
+        </w:rPr>
+        <w:t xml:space="preserve">'active'</w:t>
+      </w:r>
+      <w:r>
+        <w:rPr>
+          <w:rStyle w:val="NormalTok"/>
+        </w:rPr>
+        <w:t xml:space="preserve">,</w:t>
+      </w:r>
+      <w:r>
+        <w:br/>
+      </w:r>
+      <w:r>
+        <w:rPr>
+          <w:rStyle w:val="NormalTok"/>
+        </w:rPr>
+        <w:t xml:space="preserve">    paused </w:t>
+      </w:r>
+      <w:r>
+        <w:rPr>
+          <w:rStyle w:val="OperatorTok"/>
+        </w:rPr>
+        <w:t xml:space="preserve">=</w:t>
+      </w:r>
+      <w:r>
+        <w:rPr>
+          <w:rStyle w:val="NormalTok"/>
+        </w:rPr>
+        <w:t xml:space="preserve"> </w:t>
+      </w:r>
+      <w:r>
+        <w:rPr>
+          <w:rStyle w:val="KeywordTok"/>
+        </w:rPr>
+        <w:t xml:space="preserve">false</w:t>
+      </w:r>
+      <w:r>
+        <w:rPr>
+          <w:rStyle w:val="NormalTok"/>
+        </w:rPr>
+        <w:t xml:space="preserve">,</w:t>
+      </w:r>
+      <w:r>
+        <w:br/>
+      </w:r>
+      <w:r>
+        <w:rPr>
+          <w:rStyle w:val="NormalTok"/>
+        </w:rPr>
+        <w:t xml:space="preserve">    next_action_at </w:t>
+      </w:r>
+      <w:r>
+        <w:rPr>
+          <w:rStyle w:val="OperatorTok"/>
+        </w:rPr>
+        <w:t xml:space="preserve">=</w:t>
+      </w:r>
+      <w:r>
+        <w:rPr>
+          <w:rStyle w:val="NormalTok"/>
+        </w:rPr>
+        <w:t xml:space="preserve"> NOW() </w:t>
+      </w:r>
+      <w:r>
+        <w:rPr>
+          <w:rStyle w:val="OperatorTok"/>
+        </w:rPr>
+        <w:t xml:space="preserve">+</w:t>
+      </w:r>
+      <w:r>
+        <w:rPr>
+          <w:rStyle w:val="NormalTok"/>
+        </w:rPr>
+        <w:t xml:space="preserve"> </w:t>
+      </w:r>
+      <w:r>
+        <w:rPr>
+          <w:rStyle w:val="DataTypeTok"/>
+        </w:rPr>
+        <w:t xml:space="preserve">INTERVAL</w:t>
+      </w:r>
+      <w:r>
+        <w:rPr>
+          <w:rStyle w:val="NormalTok"/>
+        </w:rPr>
+        <w:t xml:space="preserve"> </w:t>
+      </w:r>
+      <w:r>
+        <w:rPr>
+          <w:rStyle w:val="StringTok"/>
+        </w:rPr>
+        <w:t xml:space="preserve">'1 hour'</w:t>
+      </w:r>
+      <w:r>
+        <w:br/>
+      </w:r>
+      <w:r>
+        <w:rPr>
+          <w:rStyle w:val="KeywordTok"/>
+        </w:rPr>
+        <w:t xml:space="preserve">WHERE</w:t>
+      </w:r>
+      <w:r>
+        <w:rPr>
+          <w:rStyle w:val="NormalTok"/>
+        </w:rPr>
+        <w:t xml:space="preserve"> target_email </w:t>
+      </w:r>
+      <w:r>
+        <w:rPr>
+          <w:rStyle w:val="OperatorTok"/>
+        </w:rPr>
+        <w:t xml:space="preserve">=</w:t>
+      </w:r>
+      <w:r>
+        <w:rPr>
+          <w:rStyle w:val="NormalTok"/>
+        </w:rPr>
+        <w:t xml:space="preserve"> </w:t>
+      </w:r>
+      <w:r>
+        <w:rPr>
+          <w:rStyle w:val="StringTok"/>
+        </w:rPr>
+        <w:t xml:space="preserve">'email@exemple.com'</w:t>
+      </w:r>
+      <w:r>
+        <w:rPr>
+          <w:rStyle w:val="NormalTok"/>
+        </w:rPr>
+        <w:t xml:space="preserve">;</w:t>
       </w:r>
     </w:p>
     <w:p>
@@ -1557,7 +2312,7 @@
         <w:pStyle w:val="FirstParagraph"/>
       </w:pPr>
       <w:r>
-        <w:t xml:space="preserve">Si la liste est vide, il faut réenregistrer le webhook :</w:t>
+        <w:t xml:space="preserve">Si la liste est vide, réenregistrez le webhook :</w:t>
       </w:r>
     </w:p>
     <w:p>
@@ -1754,7 +2509,7 @@
           <w:b/>
           <w:bCs/>
         </w:rPr>
-        <w:t xml:space="preserve">3.3 L’email du prospect Calendly ne correspond pas à Supabase</w:t>
+        <w:t xml:space="preserve">3.3 L’adresse email du prospect Calendly ne correspond pas à Supabase</w:t>
       </w:r>
     </w:p>
     <w:p>
@@ -1762,7 +2517,7 @@
         <w:pStyle w:val="BodyText"/>
       </w:pPr>
       <w:r>
-        <w:t xml:space="preserve">Le workflow 94 recherche le prospect par son email Calendly. Si le prospect a utilisé une adresse différente (adresse pro vs personnelle), la correspondance échoue.</w:t>
+        <w:t xml:space="preserve">Le workflow 94 recherche le prospect par son adresse email Calendly. Si le prospect a utilisé une adresse différente (adresse professionnelle vs personnelle), la correspondance échoue.</w:t>
       </w:r>
     </w:p>
     <w:p>
@@ -1797,7 +2552,7 @@
         <w:t xml:space="preserve"> </w:t>
       </w:r>
       <w:r>
-        <w:t xml:space="preserve">3. Vérifiez si l’email retourné est bien dans Supabase</w:t>
+        <w:t xml:space="preserve">3. Vérifiez si l’adresse retournée est bien enregistrée dans Supabase</w:t>
       </w:r>
     </w:p>
     <w:p>
@@ -1930,7 +2685,7 @@
         <w:rPr>
           <w:rStyle w:val="NormalTok"/>
         </w:rPr>
-        <w:t xml:space="preserve"> email </w:t>
+        <w:t xml:space="preserve"> target_email </w:t>
       </w:r>
       <w:r>
         <w:rPr>
@@ -2110,7 +2865,7 @@
         <w:t xml:space="preserve">0 7 * * 1-6</w:t>
       </w:r>
       <w:r>
-        <w:t xml:space="preserve">. Si le serveur n8n est en UTC et que vous êtes en Afrique de l’Ouest (GMT+0), le rapport devrait arriver à 7h00 GMT. Vérifiez le fuseau horaire dans</w:t>
+        <w:t xml:space="preserve">. Si le serveur n8n est en UTC et que vous êtes en Afrique de l’Ouest (GMT+0), le rapport doit arriver à 7h00 GMT. Vérifiez le fuseau horaire dans</w:t>
       </w:r>
       <w:r>
         <w:t xml:space="preserve"> </w:t>
@@ -2123,10 +2878,7 @@
         <w:t xml:space="preserve">Settings → n8n</w:t>
       </w:r>
       <w:r>
-        <w:t xml:space="preserve"> </w:t>
-      </w:r>
-      <w:r>
-        <w:t xml:space="preserve">dans n8n.</w:t>
+        <w:t xml:space="preserve">.</w:t>
       </w:r>
     </w:p>
     <w:p>
@@ -2576,6 +3328,51 @@
         <w:t xml:space="preserve">Le statut d’un prospect dans Supabase ne reflète pas la réalité.</w:t>
       </w:r>
     </w:p>
+    <w:p>
+      <w:pPr>
+        <w:pStyle w:val="BodyText"/>
+      </w:pPr>
+      <w:r>
+        <w:rPr>
+          <w:b/>
+          <w:bCs/>
+        </w:rPr>
+        <w:t xml:space="preserve">Important :</w:t>
+      </w:r>
+      <w:r>
+        <w:t xml:space="preserve"> </w:t>
+      </w:r>
+      <w:r>
+        <w:t xml:space="preserve">La colonne email dans Supabase s’appelle</w:t>
+      </w:r>
+      <w:r>
+        <w:t xml:space="preserve"> </w:t>
+      </w:r>
+      <w:r>
+        <w:rPr>
+          <w:rStyle w:val="VerbatimChar"/>
+        </w:rPr>
+        <w:t xml:space="preserve">target_email</w:t>
+      </w:r>
+      <w:r>
+        <w:t xml:space="preserve"> </w:t>
+      </w:r>
+      <w:r>
+        <w:t xml:space="preserve">(et non</w:t>
+      </w:r>
+      <w:r>
+        <w:t xml:space="preserve"> </w:t>
+      </w:r>
+      <w:r>
+        <w:rPr>
+          <w:rStyle w:val="VerbatimChar"/>
+        </w:rPr>
+        <w:t xml:space="preserve">email</w:t>
+      </w:r>
+      <w:r>
+        <w:t xml:space="preserve">). Toutes les requêtes de correction doivent utiliser cette colonne.</w:t>
+      </w:r>
+    </w:p>
     <w:bookmarkEnd w:id="25"/>
     <w:bookmarkStart w:id="26" w:name="corrections-manuelles-via-supabase"/>
     <w:p>
@@ -2749,7 +3546,7 @@
         <w:rPr>
           <w:rStyle w:val="NormalTok"/>
         </w:rPr>
-        <w:t xml:space="preserve"> email </w:t>
+        <w:t xml:space="preserve"> target_email </w:t>
       </w:r>
       <w:r>
         <w:rPr>
@@ -2785,6 +3582,140 @@
           <w:b/>
           <w:bCs/>
         </w:rPr>
+        <w:t xml:space="preserve">Forcer la clôture après un handoff humain traité :</w:t>
+      </w:r>
+    </w:p>
+    <w:p>
+      <w:pPr>
+        <w:pStyle w:val="SourceCode"/>
+      </w:pPr>
+      <w:r>
+        <w:rPr>
+          <w:rStyle w:val="KeywordTok"/>
+        </w:rPr>
+        <w:t xml:space="preserve">UPDATE</w:t>
+      </w:r>
+      <w:r>
+        <w:rPr>
+          <w:rStyle w:val="NormalTok"/>
+        </w:rPr>
+        <w:t xml:space="preserve"> prospect_targets</w:t>
+      </w:r>
+      <w:r>
+        <w:br/>
+      </w:r>
+      <w:r>
+        <w:rPr>
+          <w:rStyle w:val="KeywordTok"/>
+        </w:rPr>
+        <w:t xml:space="preserve">SET</w:t>
+      </w:r>
+      <w:r>
+        <w:rPr>
+          <w:rStyle w:val="NormalTok"/>
+        </w:rPr>
+        <w:t xml:space="preserve"> status </w:t>
+      </w:r>
+      <w:r>
+        <w:rPr>
+          <w:rStyle w:val="OperatorTok"/>
+        </w:rPr>
+        <w:t xml:space="preserve">=</w:t>
+      </w:r>
+      <w:r>
+        <w:rPr>
+          <w:rStyle w:val="NormalTok"/>
+        </w:rPr>
+        <w:t xml:space="preserve"> </w:t>
+      </w:r>
+      <w:r>
+        <w:rPr>
+          <w:rStyle w:val="StringTok"/>
+        </w:rPr>
+        <w:t xml:space="preserve">'closed_won'</w:t>
+      </w:r>
+      <w:r>
+        <w:rPr>
+          <w:rStyle w:val="NormalTok"/>
+        </w:rPr>
+        <w:t xml:space="preserve">,</w:t>
+      </w:r>
+      <w:r>
+        <w:br/>
+      </w:r>
+      <w:r>
+        <w:rPr>
+          <w:rStyle w:val="NormalTok"/>
+        </w:rPr>
+        <w:t xml:space="preserve">    paused </w:t>
+      </w:r>
+      <w:r>
+        <w:rPr>
+          <w:rStyle w:val="OperatorTok"/>
+        </w:rPr>
+        <w:t xml:space="preserve">=</w:t>
+      </w:r>
+      <w:r>
+        <w:rPr>
+          <w:rStyle w:val="NormalTok"/>
+        </w:rPr>
+        <w:t xml:space="preserve"> </w:t>
+      </w:r>
+      <w:r>
+        <w:rPr>
+          <w:rStyle w:val="KeywordTok"/>
+        </w:rPr>
+        <w:t xml:space="preserve">true</w:t>
+      </w:r>
+      <w:r>
+        <w:br/>
+      </w:r>
+      <w:r>
+        <w:rPr>
+          <w:rStyle w:val="KeywordTok"/>
+        </w:rPr>
+        <w:t xml:space="preserve">WHERE</w:t>
+      </w:r>
+      <w:r>
+        <w:rPr>
+          <w:rStyle w:val="NormalTok"/>
+        </w:rPr>
+        <w:t xml:space="preserve"> target_email </w:t>
+      </w:r>
+      <w:r>
+        <w:rPr>
+          <w:rStyle w:val="OperatorTok"/>
+        </w:rPr>
+        <w:t xml:space="preserve">=</w:t>
+      </w:r>
+      <w:r>
+        <w:rPr>
+          <w:rStyle w:val="NormalTok"/>
+        </w:rPr>
+        <w:t xml:space="preserve"> </w:t>
+      </w:r>
+      <w:r>
+        <w:rPr>
+          <w:rStyle w:val="StringTok"/>
+        </w:rPr>
+        <w:t xml:space="preserve">'email@exemple.com'</w:t>
+      </w:r>
+      <w:r>
+        <w:rPr>
+          <w:rStyle w:val="NormalTok"/>
+        </w:rPr>
+        <w:t xml:space="preserve">;</w:t>
+      </w:r>
+    </w:p>
+    <w:p>
+      <w:pPr>
+        <w:pStyle w:val="FirstParagraph"/>
+      </w:pPr>
+      <w:r>
+        <w:rPr>
+          <w:b/>
+          <w:bCs/>
+        </w:rPr>
         <w:t xml:space="preserve">Reprendre la séquence d’un prospect bloqué par erreur :</w:t>
       </w:r>
     </w:p>
@@ -2940,7 +3871,7 @@
         <w:rPr>
           <w:rStyle w:val="NormalTok"/>
         </w:rPr>
-        <w:t xml:space="preserve"> email </w:t>
+        <w:t xml:space="preserve"> target_email </w:t>
       </w:r>
       <w:r>
         <w:rPr>
@@ -2976,7 +3907,7 @@
           <w:b/>
           <w:bCs/>
         </w:rPr>
-        <w:t xml:space="preserve">Réinitialiser complètement un prospect (recommencer la séquence) :</w:t>
+        <w:t xml:space="preserve">Réinitialiser complètement un prospect (recommencer la séquence depuis le début) :</w:t>
       </w:r>
     </w:p>
     <w:p>
@@ -3008,6 +3939,332 @@
         <w:rPr>
           <w:rStyle w:val="NormalTok"/>
         </w:rPr>
+        <w:t xml:space="preserve"> status         </w:t>
+      </w:r>
+      <w:r>
+        <w:rPr>
+          <w:rStyle w:val="OperatorTok"/>
+        </w:rPr>
+        <w:t xml:space="preserve">=</w:t>
+      </w:r>
+      <w:r>
+        <w:rPr>
+          <w:rStyle w:val="NormalTok"/>
+        </w:rPr>
+        <w:t xml:space="preserve"> </w:t>
+      </w:r>
+      <w:r>
+        <w:rPr>
+          <w:rStyle w:val="StringTok"/>
+        </w:rPr>
+        <w:t xml:space="preserve">'active'</w:t>
+      </w:r>
+      <w:r>
+        <w:rPr>
+          <w:rStyle w:val="NormalTok"/>
+        </w:rPr>
+        <w:t xml:space="preserve">,</w:t>
+      </w:r>
+      <w:r>
+        <w:br/>
+      </w:r>
+      <w:r>
+        <w:rPr>
+          <w:rStyle w:val="NormalTok"/>
+        </w:rPr>
+        <w:t xml:space="preserve">    paused         </w:t>
+      </w:r>
+      <w:r>
+        <w:rPr>
+          <w:rStyle w:val="OperatorTok"/>
+        </w:rPr>
+        <w:t xml:space="preserve">=</w:t>
+      </w:r>
+      <w:r>
+        <w:rPr>
+          <w:rStyle w:val="NormalTok"/>
+        </w:rPr>
+        <w:t xml:space="preserve"> </w:t>
+      </w:r>
+      <w:r>
+        <w:rPr>
+          <w:rStyle w:val="KeywordTok"/>
+        </w:rPr>
+        <w:t xml:space="preserve">false</w:t>
+      </w:r>
+      <w:r>
+        <w:rPr>
+          <w:rStyle w:val="NormalTok"/>
+        </w:rPr>
+        <w:t xml:space="preserve">,</w:t>
+      </w:r>
+      <w:r>
+        <w:br/>
+      </w:r>
+      <w:r>
+        <w:rPr>
+          <w:rStyle w:val="NormalTok"/>
+        </w:rPr>
+        <w:t xml:space="preserve">    sequence_step  </w:t>
+      </w:r>
+      <w:r>
+        <w:rPr>
+          <w:rStyle w:val="OperatorTok"/>
+        </w:rPr>
+        <w:t xml:space="preserve">=</w:t>
+      </w:r>
+      <w:r>
+        <w:rPr>
+          <w:rStyle w:val="NormalTok"/>
+        </w:rPr>
+        <w:t xml:space="preserve"> </w:t>
+      </w:r>
+      <w:r>
+        <w:rPr>
+          <w:rStyle w:val="DecValTok"/>
+        </w:rPr>
+        <w:t xml:space="preserve">0</w:t>
+      </w:r>
+      <w:r>
+        <w:rPr>
+          <w:rStyle w:val="NormalTok"/>
+        </w:rPr>
+        <w:t xml:space="preserve">,</w:t>
+      </w:r>
+      <w:r>
+        <w:br/>
+      </w:r>
+      <w:r>
+        <w:rPr>
+          <w:rStyle w:val="NormalTok"/>
+        </w:rPr>
+        <w:t xml:space="preserve">    last_sequence_result    </w:t>
+      </w:r>
+      <w:r>
+        <w:rPr>
+          <w:rStyle w:val="OperatorTok"/>
+        </w:rPr>
+        <w:t xml:space="preserve">=</w:t>
+      </w:r>
+      <w:r>
+        <w:rPr>
+          <w:rStyle w:val="NormalTok"/>
+        </w:rPr>
+        <w:t xml:space="preserve"> </w:t>
+      </w:r>
+      <w:r>
+        <w:rPr>
+          <w:rStyle w:val="KeywordTok"/>
+        </w:rPr>
+        <w:t xml:space="preserve">null</w:t>
+      </w:r>
+      <w:r>
+        <w:rPr>
+          <w:rStyle w:val="NormalTok"/>
+        </w:rPr>
+        <w:t xml:space="preserve">,</w:t>
+      </w:r>
+      <w:r>
+        <w:br/>
+      </w:r>
+      <w:r>
+        <w:rPr>
+          <w:rStyle w:val="NormalTok"/>
+        </w:rPr>
+        <w:t xml:space="preserve">    social_email_1_sent_at  </w:t>
+      </w:r>
+      <w:r>
+        <w:rPr>
+          <w:rStyle w:val="OperatorTok"/>
+        </w:rPr>
+        <w:t xml:space="preserve">=</w:t>
+      </w:r>
+      <w:r>
+        <w:rPr>
+          <w:rStyle w:val="NormalTok"/>
+        </w:rPr>
+        <w:t xml:space="preserve"> </w:t>
+      </w:r>
+      <w:r>
+        <w:rPr>
+          <w:rStyle w:val="KeywordTok"/>
+        </w:rPr>
+        <w:t xml:space="preserve">null</w:t>
+      </w:r>
+      <w:r>
+        <w:rPr>
+          <w:rStyle w:val="NormalTok"/>
+        </w:rPr>
+        <w:t xml:space="preserve">,</w:t>
+      </w:r>
+      <w:r>
+        <w:br/>
+      </w:r>
+      <w:r>
+        <w:rPr>
+          <w:rStyle w:val="NormalTok"/>
+        </w:rPr>
+        <w:t xml:space="preserve">    social_email_2_sent_at  </w:t>
+      </w:r>
+      <w:r>
+        <w:rPr>
+          <w:rStyle w:val="OperatorTok"/>
+        </w:rPr>
+        <w:t xml:space="preserve">=</w:t>
+      </w:r>
+      <w:r>
+        <w:rPr>
+          <w:rStyle w:val="NormalTok"/>
+        </w:rPr>
+        <w:t xml:space="preserve"> </w:t>
+      </w:r>
+      <w:r>
+        <w:rPr>
+          <w:rStyle w:val="KeywordTok"/>
+        </w:rPr>
+        <w:t xml:space="preserve">null</w:t>
+      </w:r>
+      <w:r>
+        <w:rPr>
+          <w:rStyle w:val="NormalTok"/>
+        </w:rPr>
+        <w:t xml:space="preserve">,</w:t>
+      </w:r>
+      <w:r>
+        <w:br/>
+      </w:r>
+      <w:r>
+        <w:rPr>
+          <w:rStyle w:val="NormalTok"/>
+        </w:rPr>
+        <w:t xml:space="preserve">    social_email_3_sent_at  </w:t>
+      </w:r>
+      <w:r>
+        <w:rPr>
+          <w:rStyle w:val="OperatorTok"/>
+        </w:rPr>
+        <w:t xml:space="preserve">=</w:t>
+      </w:r>
+      <w:r>
+        <w:rPr>
+          <w:rStyle w:val="NormalTok"/>
+        </w:rPr>
+        <w:t xml:space="preserve"> </w:t>
+      </w:r>
+      <w:r>
+        <w:rPr>
+          <w:rStyle w:val="KeywordTok"/>
+        </w:rPr>
+        <w:t xml:space="preserve">null</w:t>
+      </w:r>
+      <w:r>
+        <w:rPr>
+          <w:rStyle w:val="NormalTok"/>
+        </w:rPr>
+        <w:t xml:space="preserve">,</w:t>
+      </w:r>
+      <w:r>
+        <w:br/>
+      </w:r>
+      <w:r>
+        <w:rPr>
+          <w:rStyle w:val="NormalTok"/>
+        </w:rPr>
+        <w:t xml:space="preserve">    next_action_at </w:t>
+      </w:r>
+      <w:r>
+        <w:rPr>
+          <w:rStyle w:val="OperatorTok"/>
+        </w:rPr>
+        <w:t xml:space="preserve">=</w:t>
+      </w:r>
+      <w:r>
+        <w:rPr>
+          <w:rStyle w:val="NormalTok"/>
+        </w:rPr>
+        <w:t xml:space="preserve"> NOW()</w:t>
+      </w:r>
+      <w:r>
+        <w:br/>
+      </w:r>
+      <w:r>
+        <w:rPr>
+          <w:rStyle w:val="KeywordTok"/>
+        </w:rPr>
+        <w:t xml:space="preserve">WHERE</w:t>
+      </w:r>
+      <w:r>
+        <w:rPr>
+          <w:rStyle w:val="NormalTok"/>
+        </w:rPr>
+        <w:t xml:space="preserve"> target_email </w:t>
+      </w:r>
+      <w:r>
+        <w:rPr>
+          <w:rStyle w:val="OperatorTok"/>
+        </w:rPr>
+        <w:t xml:space="preserve">=</w:t>
+      </w:r>
+      <w:r>
+        <w:rPr>
+          <w:rStyle w:val="NormalTok"/>
+        </w:rPr>
+        <w:t xml:space="preserve"> </w:t>
+      </w:r>
+      <w:r>
+        <w:rPr>
+          <w:rStyle w:val="StringTok"/>
+        </w:rPr>
+        <w:t xml:space="preserve">'email@exemple.com'</w:t>
+      </w:r>
+      <w:r>
+        <w:rPr>
+          <w:rStyle w:val="NormalTok"/>
+        </w:rPr>
+        <w:t xml:space="preserve">;</w:t>
+      </w:r>
+    </w:p>
+    <w:p>
+      <w:pPr>
+        <w:pStyle w:val="FirstParagraph"/>
+      </w:pPr>
+      <w:r>
+        <w:rPr>
+          <w:b/>
+          <w:bCs/>
+        </w:rPr>
+        <w:t xml:space="preserve">Fermer définitivement un prospect :</w:t>
+      </w:r>
+    </w:p>
+    <w:p>
+      <w:pPr>
+        <w:pStyle w:val="SourceCode"/>
+      </w:pPr>
+      <w:r>
+        <w:rPr>
+          <w:rStyle w:val="KeywordTok"/>
+        </w:rPr>
+        <w:t xml:space="preserve">UPDATE</w:t>
+      </w:r>
+      <w:r>
+        <w:rPr>
+          <w:rStyle w:val="NormalTok"/>
+        </w:rPr>
+        <w:t xml:space="preserve"> prospect_targets</w:t>
+      </w:r>
+      <w:r>
+        <w:br/>
+      </w:r>
+      <w:r>
+        <w:rPr>
+          <w:rStyle w:val="KeywordTok"/>
+        </w:rPr>
+        <w:t xml:space="preserve">SET</w:t>
+      </w:r>
+      <w:r>
+        <w:rPr>
+          <w:rStyle w:val="NormalTok"/>
+        </w:rPr>
         <w:t xml:space="preserve"> status </w:t>
       </w:r>
       <w:r>
@@ -3026,7 +4283,7 @@
         <w:rPr>
           <w:rStyle w:val="StringTok"/>
         </w:rPr>
-        <w:t xml:space="preserve">'active'</w:t>
+        <w:t xml:space="preserve">'closed_lost'</w:t>
       </w:r>
       <w:r>
         <w:rPr>
@@ -3059,7 +4316,7 @@
         <w:rPr>
           <w:rStyle w:val="KeywordTok"/>
         </w:rPr>
-        <w:t xml:space="preserve">false</w:t>
+        <w:t xml:space="preserve">true</w:t>
       </w:r>
       <w:r>
         <w:rPr>
@@ -3074,7 +4331,7 @@
         <w:rPr>
           <w:rStyle w:val="NormalTok"/>
         </w:rPr>
-        <w:t xml:space="preserve">    sequence_step </w:t>
+        <w:t xml:space="preserve">    stop_reason </w:t>
       </w:r>
       <w:r>
         <w:rPr>
@@ -3090,395 +4347,161 @@
       </w:r>
       <w:r>
         <w:rPr>
+          <w:rStyle w:val="StringTok"/>
+        </w:rPr>
+        <w:t xml:space="preserve">'manual_close'</w:t>
+      </w:r>
+      <w:r>
+        <w:br/>
+      </w:r>
+      <w:r>
+        <w:rPr>
+          <w:rStyle w:val="KeywordTok"/>
+        </w:rPr>
+        <w:t xml:space="preserve">WHERE</w:t>
+      </w:r>
+      <w:r>
+        <w:rPr>
+          <w:rStyle w:val="NormalTok"/>
+        </w:rPr>
+        <w:t xml:space="preserve"> target_email </w:t>
+      </w:r>
+      <w:r>
+        <w:rPr>
+          <w:rStyle w:val="OperatorTok"/>
+        </w:rPr>
+        <w:t xml:space="preserve">=</w:t>
+      </w:r>
+      <w:r>
+        <w:rPr>
+          <w:rStyle w:val="NormalTok"/>
+        </w:rPr>
+        <w:t xml:space="preserve"> </w:t>
+      </w:r>
+      <w:r>
+        <w:rPr>
+          <w:rStyle w:val="StringTok"/>
+        </w:rPr>
+        <w:t xml:space="preserve">'email@exemple.com'</w:t>
+      </w:r>
+      <w:r>
+        <w:rPr>
+          <w:rStyle w:val="NormalTok"/>
+        </w:rPr>
+        <w:t xml:space="preserve">;</w:t>
+      </w:r>
+    </w:p>
+    <w:p>
+      <w:pPr>
+        <w:pStyle w:val="FirstParagraph"/>
+      </w:pPr>
+      <w:r>
+        <w:rPr>
+          <w:b/>
+          <w:bCs/>
+        </w:rPr>
+        <w:t xml:space="preserve">Retrouver un prospect dont vous ne connaissez pas l’adresse email exacte :</w:t>
+      </w:r>
+    </w:p>
+    <w:p>
+      <w:pPr>
+        <w:pStyle w:val="SourceCode"/>
+      </w:pPr>
+      <w:r>
+        <w:rPr>
+          <w:rStyle w:val="KeywordTok"/>
+        </w:rPr>
+        <w:t xml:space="preserve">SELECT</w:t>
+      </w:r>
+      <w:r>
+        <w:rPr>
+          <w:rStyle w:val="NormalTok"/>
+        </w:rPr>
+        <w:t xml:space="preserve"> target_email, status, paused, organization_name, decision_maker_name</w:t>
+      </w:r>
+      <w:r>
+        <w:br/>
+      </w:r>
+      <w:r>
+        <w:rPr>
+          <w:rStyle w:val="KeywordTok"/>
+        </w:rPr>
+        <w:t xml:space="preserve">FROM</w:t>
+      </w:r>
+      <w:r>
+        <w:rPr>
+          <w:rStyle w:val="NormalTok"/>
+        </w:rPr>
+        <w:t xml:space="preserve"> prospect_targets</w:t>
+      </w:r>
+      <w:r>
+        <w:br/>
+      </w:r>
+      <w:r>
+        <w:rPr>
+          <w:rStyle w:val="KeywordTok"/>
+        </w:rPr>
+        <w:t xml:space="preserve">WHERE</w:t>
+      </w:r>
+      <w:r>
+        <w:rPr>
+          <w:rStyle w:val="NormalTok"/>
+        </w:rPr>
+        <w:t xml:space="preserve"> organization_name ILIKE </w:t>
+      </w:r>
+      <w:r>
+        <w:rPr>
+          <w:rStyle w:val="StringTok"/>
+        </w:rPr>
+        <w:t xml:space="preserve">'%nom_organisation%'</w:t>
+      </w:r>
+      <w:r>
+        <w:br/>
+      </w:r>
+      <w:r>
+        <w:rPr>
+          <w:rStyle w:val="NormalTok"/>
+        </w:rPr>
+        <w:t xml:space="preserve">   </w:t>
+      </w:r>
+      <w:r>
+        <w:rPr>
+          <w:rStyle w:val="KeywordTok"/>
+        </w:rPr>
+        <w:t xml:space="preserve">OR</w:t>
+      </w:r>
+      <w:r>
+        <w:rPr>
+          <w:rStyle w:val="NormalTok"/>
+        </w:rPr>
+        <w:t xml:space="preserve"> decision_maker_name ILIKE </w:t>
+      </w:r>
+      <w:r>
+        <w:rPr>
+          <w:rStyle w:val="StringTok"/>
+        </w:rPr>
+        <w:t xml:space="preserve">'%nom_contact%'</w:t>
+      </w:r>
+      <w:r>
+        <w:br/>
+      </w:r>
+      <w:r>
+        <w:rPr>
+          <w:rStyle w:val="KeywordTok"/>
+        </w:rPr>
+        <w:t xml:space="preserve">LIMIT</w:t>
+      </w:r>
+      <w:r>
+        <w:rPr>
+          <w:rStyle w:val="NormalTok"/>
+        </w:rPr>
+        <w:t xml:space="preserve"> </w:t>
+      </w:r>
+      <w:r>
+        <w:rPr>
           <w:rStyle w:val="DecValTok"/>
         </w:rPr>
-        <w:t xml:space="preserve">0</w:t>
-      </w:r>
-      <w:r>
-        <w:rPr>
-          <w:rStyle w:val="NormalTok"/>
-        </w:rPr>
-        <w:t xml:space="preserve">,</w:t>
-      </w:r>
-      <w:r>
-        <w:br/>
-      </w:r>
-      <w:r>
-        <w:rPr>
-          <w:rStyle w:val="NormalTok"/>
-        </w:rPr>
-        <w:t xml:space="preserve">    last_sequence_result </w:t>
-      </w:r>
-      <w:r>
-        <w:rPr>
-          <w:rStyle w:val="OperatorTok"/>
-        </w:rPr>
-        <w:t xml:space="preserve">=</w:t>
-      </w:r>
-      <w:r>
-        <w:rPr>
-          <w:rStyle w:val="NormalTok"/>
-        </w:rPr>
-        <w:t xml:space="preserve"> </w:t>
-      </w:r>
-      <w:r>
-        <w:rPr>
-          <w:rStyle w:val="KeywordTok"/>
-        </w:rPr>
-        <w:t xml:space="preserve">null</w:t>
-      </w:r>
-      <w:r>
-        <w:rPr>
-          <w:rStyle w:val="NormalTok"/>
-        </w:rPr>
-        <w:t xml:space="preserve">,</w:t>
-      </w:r>
-      <w:r>
-        <w:br/>
-      </w:r>
-      <w:r>
-        <w:rPr>
-          <w:rStyle w:val="NormalTok"/>
-        </w:rPr>
-        <w:t xml:space="preserve">    social_email_1_sent_at </w:t>
-      </w:r>
-      <w:r>
-        <w:rPr>
-          <w:rStyle w:val="OperatorTok"/>
-        </w:rPr>
-        <w:t xml:space="preserve">=</w:t>
-      </w:r>
-      <w:r>
-        <w:rPr>
-          <w:rStyle w:val="NormalTok"/>
-        </w:rPr>
-        <w:t xml:space="preserve"> </w:t>
-      </w:r>
-      <w:r>
-        <w:rPr>
-          <w:rStyle w:val="KeywordTok"/>
-        </w:rPr>
-        <w:t xml:space="preserve">null</w:t>
-      </w:r>
-      <w:r>
-        <w:rPr>
-          <w:rStyle w:val="NormalTok"/>
-        </w:rPr>
-        <w:t xml:space="preserve">,</w:t>
-      </w:r>
-      <w:r>
-        <w:br/>
-      </w:r>
-      <w:r>
-        <w:rPr>
-          <w:rStyle w:val="NormalTok"/>
-        </w:rPr>
-        <w:t xml:space="preserve">    social_email_2_sent_at </w:t>
-      </w:r>
-      <w:r>
-        <w:rPr>
-          <w:rStyle w:val="OperatorTok"/>
-        </w:rPr>
-        <w:t xml:space="preserve">=</w:t>
-      </w:r>
-      <w:r>
-        <w:rPr>
-          <w:rStyle w:val="NormalTok"/>
-        </w:rPr>
-        <w:t xml:space="preserve"> </w:t>
-      </w:r>
-      <w:r>
-        <w:rPr>
-          <w:rStyle w:val="KeywordTok"/>
-        </w:rPr>
-        <w:t xml:space="preserve">null</w:t>
-      </w:r>
-      <w:r>
-        <w:rPr>
-          <w:rStyle w:val="NormalTok"/>
-        </w:rPr>
-        <w:t xml:space="preserve">,</w:t>
-      </w:r>
-      <w:r>
-        <w:br/>
-      </w:r>
-      <w:r>
-        <w:rPr>
-          <w:rStyle w:val="NormalTok"/>
-        </w:rPr>
-        <w:t xml:space="preserve">    social_email_3_sent_at </w:t>
-      </w:r>
-      <w:r>
-        <w:rPr>
-          <w:rStyle w:val="OperatorTok"/>
-        </w:rPr>
-        <w:t xml:space="preserve">=</w:t>
-      </w:r>
-      <w:r>
-        <w:rPr>
-          <w:rStyle w:val="NormalTok"/>
-        </w:rPr>
-        <w:t xml:space="preserve"> </w:t>
-      </w:r>
-      <w:r>
-        <w:rPr>
-          <w:rStyle w:val="KeywordTok"/>
-        </w:rPr>
-        <w:t xml:space="preserve">null</w:t>
-      </w:r>
-      <w:r>
-        <w:rPr>
-          <w:rStyle w:val="NormalTok"/>
-        </w:rPr>
-        <w:t xml:space="preserve">,</w:t>
-      </w:r>
-      <w:r>
-        <w:br/>
-      </w:r>
-      <w:r>
-        <w:rPr>
-          <w:rStyle w:val="NormalTok"/>
-        </w:rPr>
-        <w:t xml:space="preserve">    next_action_at </w:t>
-      </w:r>
-      <w:r>
-        <w:rPr>
-          <w:rStyle w:val="OperatorTok"/>
-        </w:rPr>
-        <w:t xml:space="preserve">=</w:t>
-      </w:r>
-      <w:r>
-        <w:rPr>
-          <w:rStyle w:val="NormalTok"/>
-        </w:rPr>
-        <w:t xml:space="preserve"> NOW()</w:t>
-      </w:r>
-      <w:r>
-        <w:br/>
-      </w:r>
-      <w:r>
-        <w:rPr>
-          <w:rStyle w:val="KeywordTok"/>
-        </w:rPr>
-        <w:t xml:space="preserve">WHERE</w:t>
-      </w:r>
-      <w:r>
-        <w:rPr>
-          <w:rStyle w:val="NormalTok"/>
-        </w:rPr>
-        <w:t xml:space="preserve"> email </w:t>
-      </w:r>
-      <w:r>
-        <w:rPr>
-          <w:rStyle w:val="OperatorTok"/>
-        </w:rPr>
-        <w:t xml:space="preserve">=</w:t>
-      </w:r>
-      <w:r>
-        <w:rPr>
-          <w:rStyle w:val="NormalTok"/>
-        </w:rPr>
-        <w:t xml:space="preserve"> </w:t>
-      </w:r>
-      <w:r>
-        <w:rPr>
-          <w:rStyle w:val="StringTok"/>
-        </w:rPr>
-        <w:t xml:space="preserve">'email@exemple.com'</w:t>
-      </w:r>
-      <w:r>
-        <w:rPr>
-          <w:rStyle w:val="NormalTok"/>
-        </w:rPr>
-        <w:t xml:space="preserve">;</w:t>
-      </w:r>
-    </w:p>
-    <w:p>
-      <w:pPr>
-        <w:pStyle w:val="FirstParagraph"/>
-      </w:pPr>
-      <w:r>
-        <w:rPr>
-          <w:b/>
-          <w:bCs/>
-        </w:rPr>
-        <w:t xml:space="preserve">Fermer définitivement un prospect :</w:t>
-      </w:r>
-    </w:p>
-    <w:p>
-      <w:pPr>
-        <w:pStyle w:val="SourceCode"/>
-      </w:pPr>
-      <w:r>
-        <w:rPr>
-          <w:rStyle w:val="KeywordTok"/>
-        </w:rPr>
-        <w:t xml:space="preserve">UPDATE</w:t>
-      </w:r>
-      <w:r>
-        <w:rPr>
-          <w:rStyle w:val="NormalTok"/>
-        </w:rPr>
-        <w:t xml:space="preserve"> prospect_targets</w:t>
-      </w:r>
-      <w:r>
-        <w:br/>
-      </w:r>
-      <w:r>
-        <w:rPr>
-          <w:rStyle w:val="KeywordTok"/>
-        </w:rPr>
-        <w:t xml:space="preserve">SET</w:t>
-      </w:r>
-      <w:r>
-        <w:rPr>
-          <w:rStyle w:val="NormalTok"/>
-        </w:rPr>
-        <w:t xml:space="preserve"> status </w:t>
-      </w:r>
-      <w:r>
-        <w:rPr>
-          <w:rStyle w:val="OperatorTok"/>
-        </w:rPr>
-        <w:t xml:space="preserve">=</w:t>
-      </w:r>
-      <w:r>
-        <w:rPr>
-          <w:rStyle w:val="NormalTok"/>
-        </w:rPr>
-        <w:t xml:space="preserve"> </w:t>
-      </w:r>
-      <w:r>
-        <w:rPr>
-          <w:rStyle w:val="StringTok"/>
-        </w:rPr>
-        <w:t xml:space="preserve">'closed_lost'</w:t>
-      </w:r>
-      <w:r>
-        <w:rPr>
-          <w:rStyle w:val="NormalTok"/>
-        </w:rPr>
-        <w:t xml:space="preserve">,</w:t>
-      </w:r>
-      <w:r>
-        <w:br/>
-      </w:r>
-      <w:r>
-        <w:rPr>
-          <w:rStyle w:val="NormalTok"/>
-        </w:rPr>
-        <w:t xml:space="preserve">    paused </w:t>
-      </w:r>
-      <w:r>
-        <w:rPr>
-          <w:rStyle w:val="OperatorTok"/>
-        </w:rPr>
-        <w:t xml:space="preserve">=</w:t>
-      </w:r>
-      <w:r>
-        <w:rPr>
-          <w:rStyle w:val="NormalTok"/>
-        </w:rPr>
-        <w:t xml:space="preserve"> </w:t>
-      </w:r>
-      <w:r>
-        <w:rPr>
-          <w:rStyle w:val="KeywordTok"/>
-        </w:rPr>
-        <w:t xml:space="preserve">true</w:t>
-      </w:r>
-      <w:r>
-        <w:rPr>
-          <w:rStyle w:val="NormalTok"/>
-        </w:rPr>
-        <w:t xml:space="preserve">,</w:t>
-      </w:r>
-      <w:r>
-        <w:br/>
-      </w:r>
-      <w:r>
-        <w:rPr>
-          <w:rStyle w:val="NormalTok"/>
-        </w:rPr>
-        <w:t xml:space="preserve">    stop_reason </w:t>
-      </w:r>
-      <w:r>
-        <w:rPr>
-          <w:rStyle w:val="OperatorTok"/>
-        </w:rPr>
-        <w:t xml:space="preserve">=</w:t>
-      </w:r>
-      <w:r>
-        <w:rPr>
-          <w:rStyle w:val="NormalTok"/>
-        </w:rPr>
-        <w:t xml:space="preserve"> </w:t>
-      </w:r>
-      <w:r>
-        <w:rPr>
-          <w:rStyle w:val="StringTok"/>
-        </w:rPr>
-        <w:t xml:space="preserve">'manual_close'</w:t>
-      </w:r>
-      <w:r>
-        <w:rPr>
-          <w:rStyle w:val="NormalTok"/>
-        </w:rPr>
-        <w:t xml:space="preserve">,</w:t>
-      </w:r>
-      <w:r>
-        <w:br/>
-      </w:r>
-      <w:r>
-        <w:rPr>
-          <w:rStyle w:val="NormalTok"/>
-        </w:rPr>
-        <w:t xml:space="preserve">    closed_at </w:t>
-      </w:r>
-      <w:r>
-        <w:rPr>
-          <w:rStyle w:val="OperatorTok"/>
-        </w:rPr>
-        <w:t xml:space="preserve">=</w:t>
-      </w:r>
-      <w:r>
-        <w:rPr>
-          <w:rStyle w:val="NormalTok"/>
-        </w:rPr>
-        <w:t xml:space="preserve"> NOW()</w:t>
-      </w:r>
-      <w:r>
-        <w:br/>
-      </w:r>
-      <w:r>
-        <w:rPr>
-          <w:rStyle w:val="KeywordTok"/>
-        </w:rPr>
-        <w:t xml:space="preserve">WHERE</w:t>
-      </w:r>
-      <w:r>
-        <w:rPr>
-          <w:rStyle w:val="NormalTok"/>
-        </w:rPr>
-        <w:t xml:space="preserve"> email </w:t>
-      </w:r>
-      <w:r>
-        <w:rPr>
-          <w:rStyle w:val="OperatorTok"/>
-        </w:rPr>
-        <w:t xml:space="preserve">=</w:t>
-      </w:r>
-      <w:r>
-        <w:rPr>
-          <w:rStyle w:val="NormalTok"/>
-        </w:rPr>
-        <w:t xml:space="preserve"> </w:t>
-      </w:r>
-      <w:r>
-        <w:rPr>
-          <w:rStyle w:val="StringTok"/>
-        </w:rPr>
-        <w:t xml:space="preserve">'email@exemple.com'</w:t>
+        <w:t xml:space="preserve">10</w:t>
       </w:r>
       <w:r>
         <w:rPr>
@@ -3496,22 +4519,895 @@
     </w:p>
     <w:bookmarkEnd w:id="26"/>
     <w:bookmarkEnd w:id="27"/>
-    <w:bookmarkStart w:id="33" w:name="problèmes-généraux-n8n"/>
+    <w:bookmarkStart w:id="30" w:name="X7210027f68fab918add716e741d2635c6e01b92"/>
     <w:p>
       <w:pPr>
         <w:pStyle w:val="Heading2"/>
       </w:pPr>
       <w:r>
-        <w:t xml:space="preserve">7. Problèmes généraux n8n</w:t>
-      </w:r>
-    </w:p>
-    <w:bookmarkStart w:id="28" w:name="accès-à-n8n"/>
+        <w:t xml:space="preserve">7. Les réponses des prospects ne sont pas détectées (workflow 97)</w:t>
+      </w:r>
+    </w:p>
+    <w:bookmarkStart w:id="28" w:name="symptôme-6"/>
     <w:p>
       <w:pPr>
         <w:pStyle w:val="Heading3"/>
       </w:pPr>
       <w:r>
-        <w:t xml:space="preserve">7.1 Accès à n8n</w:t>
+        <w:t xml:space="preserve">Symptôme</w:t>
+      </w:r>
+    </w:p>
+    <w:p>
+      <w:pPr>
+        <w:pStyle w:val="FirstParagraph"/>
+      </w:pPr>
+      <w:r>
+        <w:t xml:space="preserve">Un prospect a répondu à votre email, mais vous n’avez reçu aucune notification de handoff et le statut du prospect n’a pas changé dans Supabase.</w:t>
+      </w:r>
+    </w:p>
+    <w:bookmarkEnd w:id="28"/>
+    <w:bookmarkStart w:id="29" w:name="causes-possibles-et-solutions-5"/>
+    <w:p>
+      <w:pPr>
+        <w:pStyle w:val="Heading3"/>
+      </w:pPr>
+      <w:r>
+        <w:t xml:space="preserve">Causes possibles et solutions</w:t>
+      </w:r>
+    </w:p>
+    <w:p>
+      <w:pPr>
+        <w:pStyle w:val="FirstParagraph"/>
+      </w:pPr>
+      <w:r>
+        <w:rPr>
+          <w:b/>
+          <w:bCs/>
+        </w:rPr>
+        <w:t xml:space="preserve">7.1 Workflow 97 inactif</w:t>
+      </w:r>
+    </w:p>
+    <w:p>
+      <w:pPr>
+        <w:pStyle w:val="BodyText"/>
+      </w:pPr>
+      <w:r>
+        <w:t xml:space="preserve">Vérification :</w:t>
+      </w:r>
+      <w:r>
+        <w:t xml:space="preserve"> </w:t>
+      </w:r>
+      <w:r>
+        <w:t xml:space="preserve">1. Ouvrez le workflow</w:t>
+      </w:r>
+      <w:r>
+        <w:t xml:space="preserve"> </w:t>
+      </w:r>
+      <w:r>
+        <w:rPr>
+          <w:b/>
+          <w:bCs/>
+        </w:rPr>
+        <w:t xml:space="preserve">97 — Zoho Reply Intelligence V1</w:t>
+      </w:r>
+      <w:r>
+        <w:t xml:space="preserve"> </w:t>
+      </w:r>
+      <w:r>
+        <w:t xml:space="preserve">dans n8n</w:t>
+      </w:r>
+      <w:r>
+        <w:t xml:space="preserve"> </w:t>
+      </w:r>
+      <w:r>
+        <w:t xml:space="preserve">2. Vérifiez que le bouton</w:t>
+      </w:r>
+      <w:r>
+        <w:t xml:space="preserve"> </w:t>
+      </w:r>
+      <w:r>
+        <w:rPr>
+          <w:b/>
+          <w:bCs/>
+        </w:rPr>
+        <w:t xml:space="preserve">Active</w:t>
+      </w:r>
+      <w:r>
+        <w:t xml:space="preserve"> </w:t>
+      </w:r>
+      <w:r>
+        <w:t xml:space="preserve">est vert</w:t>
+      </w:r>
+    </w:p>
+    <w:p>
+      <w:pPr>
+        <w:pStyle w:val="BodyText"/>
+      </w:pPr>
+      <w:r>
+        <w:t xml:space="preserve">Si le workflow est inactif, activez-le. Il se déclenchera à la prochaine minute pour traiter les emails non lus.</w:t>
+      </w:r>
+    </w:p>
+    <w:p>
+      <w:pPr>
+        <w:pStyle w:val="BodyText"/>
+      </w:pPr>
+      <w:r>
+        <w:rPr>
+          <w:b/>
+          <w:bCs/>
+        </w:rPr>
+        <w:t xml:space="preserve">7.2 La connexion IMAP Zoho est interrompue</w:t>
+      </w:r>
+    </w:p>
+    <w:p>
+      <w:pPr>
+        <w:pStyle w:val="BodyText"/>
+      </w:pPr>
+      <w:r>
+        <w:t xml:space="preserve">Le workflow 97 utilise une connexion IMAP vers</w:t>
+      </w:r>
+      <w:r>
+        <w:t xml:space="preserve"> </w:t>
+      </w:r>
+      <w:r>
+        <w:rPr>
+          <w:rStyle w:val="VerbatimChar"/>
+        </w:rPr>
+        <w:t xml:space="preserve">imap.zoho.eu</w:t>
+      </w:r>
+      <w:r>
+        <w:t xml:space="preserve"> </w:t>
+      </w:r>
+      <w:r>
+        <w:t xml:space="preserve">(port 993, SSL) avec un mot de passe d’application Zoho.</w:t>
+      </w:r>
+    </w:p>
+    <w:p>
+      <w:pPr>
+        <w:pStyle w:val="BodyText"/>
+      </w:pPr>
+      <w:r>
+        <w:t xml:space="preserve">Vérification dans n8n :</w:t>
+      </w:r>
+      <w:r>
+        <w:t xml:space="preserve"> </w:t>
+      </w:r>
+      <w:r>
+        <w:t xml:space="preserve">1. Ouvrez le workflow 97</w:t>
+      </w:r>
+      <w:r>
+        <w:t xml:space="preserve"> </w:t>
+      </w:r>
+      <w:r>
+        <w:t xml:space="preserve">2. Cliquez sur le nœud</w:t>
+      </w:r>
+      <w:r>
+        <w:t xml:space="preserve"> </w:t>
+      </w:r>
+      <w:r>
+        <w:rPr>
+          <w:b/>
+          <w:bCs/>
+        </w:rPr>
+        <w:t xml:space="preserve">IMAP Email Trigger</w:t>
+      </w:r>
+      <w:r>
+        <w:t xml:space="preserve"> </w:t>
+      </w:r>
+      <w:r>
+        <w:t xml:space="preserve">3. Cliquez sur l’icône de credential (crayon)</w:t>
+      </w:r>
+      <w:r>
+        <w:t xml:space="preserve"> </w:t>
+      </w:r>
+      <w:r>
+        <w:t xml:space="preserve">4. Vérifiez que les paramètres sont :</w:t>
+      </w:r>
+      <w:r>
+        <w:t xml:space="preserve"> </w:t>
+      </w:r>
+      <w:r>
+        <w:t xml:space="preserve">- Hôte :</w:t>
+      </w:r>
+      <w:r>
+        <w:t xml:space="preserve"> </w:t>
+      </w:r>
+      <w:r>
+        <w:rPr>
+          <w:rStyle w:val="VerbatimChar"/>
+        </w:rPr>
+        <w:t xml:space="preserve">imap.zoho.eu</w:t>
+      </w:r>
+      <w:r>
+        <w:t xml:space="preserve"> </w:t>
+      </w:r>
+      <w:r>
+        <w:t xml:space="preserve">- Port :</w:t>
+      </w:r>
+      <w:r>
+        <w:t xml:space="preserve"> </w:t>
+      </w:r>
+      <w:r>
+        <w:rPr>
+          <w:rStyle w:val="VerbatimChar"/>
+        </w:rPr>
+        <w:t xml:space="preserve">993</w:t>
+      </w:r>
+      <w:r>
+        <w:t xml:space="preserve"> </w:t>
+      </w:r>
+      <w:r>
+        <w:t xml:space="preserve">- SSL : activé</w:t>
+      </w:r>
+      <w:r>
+        <w:t xml:space="preserve"> </w:t>
+      </w:r>
+      <w:r>
+        <w:t xml:space="preserve">- Utilisateur :</w:t>
+      </w:r>
+      <w:r>
+        <w:t xml:space="preserve"> </w:t>
+      </w:r>
+      <w:r>
+        <w:rPr>
+          <w:rStyle w:val="VerbatimChar"/>
+        </w:rPr>
+        <w:t xml:space="preserve">contact@transferai.ci</w:t>
+      </w:r>
+      <w:r>
+        <w:t xml:space="preserve"> </w:t>
+      </w:r>
+      <w:r>
+        <w:t xml:space="preserve">- Mot de passe : le mot de passe d’application Zoho (App Password)</w:t>
+      </w:r>
+    </w:p>
+    <w:p>
+      <w:pPr>
+        <w:pStyle w:val="BodyText"/>
+      </w:pPr>
+      <w:r>
+        <w:t xml:space="preserve">Si la connexion échoue avec une erreur d’authentification, le mot de passe d’application Zoho a peut-être été révoqué. Créez-en un nouveau dans l’interface Zoho Mail :</w:t>
+      </w:r>
+      <w:r>
+        <w:t xml:space="preserve"> </w:t>
+      </w:r>
+      <w:r>
+        <w:rPr>
+          <w:b/>
+          <w:bCs/>
+        </w:rPr>
+        <w:t xml:space="preserve">Mon compte → Sécurité → Mots de passe d’application</w:t>
+      </w:r>
+      <w:r>
+        <w:t xml:space="preserve">.</w:t>
+      </w:r>
+    </w:p>
+    <w:p>
+      <w:pPr>
+        <w:pStyle w:val="BodyText"/>
+      </w:pPr>
+      <w:r>
+        <w:rPr>
+          <w:b/>
+          <w:bCs/>
+        </w:rPr>
+        <w:t xml:space="preserve">7.3 L’adresse email de l’expéditeur n’est pas dans Supabase</w:t>
+      </w:r>
+    </w:p>
+    <w:p>
+      <w:pPr>
+        <w:pStyle w:val="BodyText"/>
+      </w:pPr>
+      <w:r>
+        <w:t xml:space="preserve">Le workflow 97 identifie le prospect par son adresse email dans la colonne</w:t>
+      </w:r>
+      <w:r>
+        <w:t xml:space="preserve"> </w:t>
+      </w:r>
+      <w:r>
+        <w:rPr>
+          <w:rStyle w:val="VerbatimChar"/>
+        </w:rPr>
+        <w:t xml:space="preserve">target_email</w:t>
+      </w:r>
+      <w:r>
+        <w:t xml:space="preserve"> </w:t>
+      </w:r>
+      <w:r>
+        <w:t xml:space="preserve">de Supabase. Si la personne qui répond n’est pas enregistrée sous cette adresse, le traitement s’arrête silencieusement.</w:t>
+      </w:r>
+    </w:p>
+    <w:p>
+      <w:pPr>
+        <w:pStyle w:val="BodyText"/>
+      </w:pPr>
+      <w:r>
+        <w:t xml:space="preserve">Vérification :</w:t>
+      </w:r>
+    </w:p>
+    <w:p>
+      <w:pPr>
+        <w:pStyle w:val="SourceCode"/>
+      </w:pPr>
+      <w:r>
+        <w:rPr>
+          <w:rStyle w:val="KeywordTok"/>
+        </w:rPr>
+        <w:t xml:space="preserve">SELECT</w:t>
+      </w:r>
+      <w:r>
+        <w:rPr>
+          <w:rStyle w:val="NormalTok"/>
+        </w:rPr>
+        <w:t xml:space="preserve"> target_email, status, organization_name, decision_maker_name</w:t>
+      </w:r>
+      <w:r>
+        <w:br/>
+      </w:r>
+      <w:r>
+        <w:rPr>
+          <w:rStyle w:val="KeywordTok"/>
+        </w:rPr>
+        <w:t xml:space="preserve">FROM</w:t>
+      </w:r>
+      <w:r>
+        <w:rPr>
+          <w:rStyle w:val="NormalTok"/>
+        </w:rPr>
+        <w:t xml:space="preserve"> prospect_targets</w:t>
+      </w:r>
+      <w:r>
+        <w:br/>
+      </w:r>
+      <w:r>
+        <w:rPr>
+          <w:rStyle w:val="KeywordTok"/>
+        </w:rPr>
+        <w:t xml:space="preserve">WHERE</w:t>
+      </w:r>
+      <w:r>
+        <w:rPr>
+          <w:rStyle w:val="NormalTok"/>
+        </w:rPr>
+        <w:t xml:space="preserve"> target_email </w:t>
+      </w:r>
+      <w:r>
+        <w:rPr>
+          <w:rStyle w:val="OperatorTok"/>
+        </w:rPr>
+        <w:t xml:space="preserve">=</w:t>
+      </w:r>
+      <w:r>
+        <w:rPr>
+          <w:rStyle w:val="NormalTok"/>
+        </w:rPr>
+        <w:t xml:space="preserve"> </w:t>
+      </w:r>
+      <w:r>
+        <w:rPr>
+          <w:rStyle w:val="StringTok"/>
+        </w:rPr>
+        <w:t xml:space="preserve">'adresse_email_du_repondeur@exemple.com'</w:t>
+      </w:r>
+      <w:r>
+        <w:rPr>
+          <w:rStyle w:val="NormalTok"/>
+        </w:rPr>
+        <w:t xml:space="preserve">;</w:t>
+      </w:r>
+    </w:p>
+    <w:p>
+      <w:pPr>
+        <w:pStyle w:val="FirstParagraph"/>
+      </w:pPr>
+      <w:r>
+        <w:t xml:space="preserve">Si la requête ne renvoie aucun résultat, c’est que le prospect n’est pas identifié. Il peut s’agir d’une adresse secondaire ou d’un collègue qui répond à sa place. Dans ce cas, vous pouvez mettre à jour l’adresse dans Supabase ou traiter la réponse manuellement.</w:t>
+      </w:r>
+    </w:p>
+    <w:p>
+      <w:pPr>
+        <w:pStyle w:val="BodyText"/>
+      </w:pPr>
+      <w:r>
+        <w:rPr>
+          <w:b/>
+          <w:bCs/>
+        </w:rPr>
+        <w:t xml:space="preserve">7.4 L’email est filtré comme automatique</w:t>
+      </w:r>
+    </w:p>
+    <w:p>
+      <w:pPr>
+        <w:pStyle w:val="BodyText"/>
+      </w:pPr>
+      <w:r>
+        <w:t xml:space="preserve">Le workflow 97 ignore automatiquement les emails dont l’expéditeur contient :</w:t>
+      </w:r>
+      <w:r>
+        <w:t xml:space="preserve"> </w:t>
+      </w:r>
+      <w:r>
+        <w:rPr>
+          <w:rStyle w:val="VerbatimChar"/>
+        </w:rPr>
+        <w:t xml:space="preserve">no-reply</w:t>
+      </w:r>
+      <w:r>
+        <w:t xml:space="preserve">,</w:t>
+      </w:r>
+      <w:r>
+        <w:t xml:space="preserve"> </w:t>
+      </w:r>
+      <w:r>
+        <w:rPr>
+          <w:rStyle w:val="VerbatimChar"/>
+        </w:rPr>
+        <w:t xml:space="preserve">noreply</w:t>
+      </w:r>
+      <w:r>
+        <w:t xml:space="preserve">,</w:t>
+      </w:r>
+      <w:r>
+        <w:t xml:space="preserve"> </w:t>
+      </w:r>
+      <w:r>
+        <w:rPr>
+          <w:rStyle w:val="VerbatimChar"/>
+        </w:rPr>
+        <w:t xml:space="preserve">donotreply</w:t>
+      </w:r>
+      <w:r>
+        <w:t xml:space="preserve">,</w:t>
+      </w:r>
+      <w:r>
+        <w:t xml:space="preserve"> </w:t>
+      </w:r>
+      <w:r>
+        <w:rPr>
+          <w:rStyle w:val="VerbatimChar"/>
+        </w:rPr>
+        <w:t xml:space="preserve">contact@transferai.ci</w:t>
+      </w:r>
+      <w:r>
+        <w:t xml:space="preserve">,</w:t>
+      </w:r>
+      <w:r>
+        <w:t xml:space="preserve"> </w:t>
+      </w:r>
+      <w:r>
+        <w:rPr>
+          <w:rStyle w:val="VerbatimChar"/>
+        </w:rPr>
+        <w:t xml:space="preserve">support-ia@transferai.ci</w:t>
+      </w:r>
+      <w:r>
+        <w:t xml:space="preserve">,</w:t>
+      </w:r>
+      <w:r>
+        <w:t xml:space="preserve"> </w:t>
+      </w:r>
+      <w:r>
+        <w:rPr>
+          <w:rStyle w:val="VerbatimChar"/>
+        </w:rPr>
+        <w:t xml:space="preserve">mailer-daemon</w:t>
+      </w:r>
+      <w:r>
+        <w:t xml:space="preserve">.</w:t>
+      </w:r>
+    </w:p>
+    <w:p>
+      <w:pPr>
+        <w:pStyle w:val="BodyText"/>
+      </w:pPr>
+      <w:r>
+        <w:t xml:space="preserve">Si un email légitime provient d’une adresse contenant l’un de ces mots-clés, il sera ignoré. Dans ce cas, traitez-le manuellement.</w:t>
+      </w:r>
+    </w:p>
+    <w:p>
+      <w:pPr>
+        <w:pStyle w:val="BodyText"/>
+      </w:pPr>
+      <w:r>
+        <w:rPr>
+          <w:b/>
+          <w:bCs/>
+        </w:rPr>
+        <w:t xml:space="preserve">7.5 La réponse automatique n’a pas été envoyée</w:t>
+      </w:r>
+    </w:p>
+    <w:p>
+      <w:pPr>
+        <w:pStyle w:val="BodyText"/>
+      </w:pPr>
+      <w:r>
+        <w:t xml:space="preserve">Si la classification IA a bien eu lieu mais que la réponse automatique n’est pas partie, vérifiez les exécutions du workflow 97 :</w:t>
+      </w:r>
+      <w:r>
+        <w:t xml:space="preserve"> </w:t>
+      </w:r>
+      <w:r>
+        <w:t xml:space="preserve">1. Cliquez sur le nœud</w:t>
+      </w:r>
+      <w:r>
+        <w:t xml:space="preserve"> </w:t>
+      </w:r>
+      <w:r>
+        <w:rPr>
+          <w:b/>
+          <w:bCs/>
+        </w:rPr>
+        <w:t xml:space="preserve">Send Auto Reply</w:t>
+      </w:r>
+      <w:r>
+        <w:t xml:space="preserve"> </w:t>
+      </w:r>
+      <w:r>
+        <w:t xml:space="preserve">2. Vérifiez s’il y a une erreur de connexion SMTP</w:t>
+      </w:r>
+    </w:p>
+    <w:p>
+      <w:pPr>
+        <w:pStyle w:val="BodyText"/>
+      </w:pPr>
+      <w:r>
+        <w:t xml:space="preserve">La connexion SMTP Zoho utilise le serveur</w:t>
+      </w:r>
+      <w:r>
+        <w:t xml:space="preserve"> </w:t>
+      </w:r>
+      <w:r>
+        <w:rPr>
+          <w:rStyle w:val="VerbatimChar"/>
+        </w:rPr>
+        <w:t xml:space="preserve">smtp.zoho.eu</w:t>
+      </w:r>
+      <w:r>
+        <w:t xml:space="preserve">, port 465, SSL. Si la connexion échoue, vérifiez la credential SMTP Zoho dans n8n.</w:t>
+      </w:r>
+    </w:p>
+    <w:p>
+      <w:pPr>
+        <w:pStyle w:val="BodyText"/>
+      </w:pPr>
+      <w:r>
+        <w:rPr>
+          <w:b/>
+          <w:bCs/>
+        </w:rPr>
+        <w:t xml:space="preserve">7.6 La notification de handoff n’a pas été reçue</w:t>
+      </w:r>
+    </w:p>
+    <w:p>
+      <w:pPr>
+        <w:pStyle w:val="BodyText"/>
+      </w:pPr>
+      <w:r>
+        <w:t xml:space="preserve">Si l’IA a décidé un handoff humain mais que vous n’avez pas reçu l’email de notification :</w:t>
+      </w:r>
+      <w:r>
+        <w:t xml:space="preserve"> </w:t>
+      </w:r>
+      <w:r>
+        <w:t xml:space="preserve">1. Vérifiez les exécutions du workflow 97</w:t>
+      </w:r>
+      <w:r>
+        <w:t xml:space="preserve"> </w:t>
+      </w:r>
+      <w:r>
+        <w:t xml:space="preserve">2. Cliquez sur le nœud</w:t>
+      </w:r>
+      <w:r>
+        <w:t xml:space="preserve"> </w:t>
+      </w:r>
+      <w:r>
+        <w:rPr>
+          <w:b/>
+          <w:bCs/>
+        </w:rPr>
+        <w:t xml:space="preserve">Notify Admin Human Handoff</w:t>
+      </w:r>
+      <w:r>
+        <w:t xml:space="preserve"> </w:t>
+      </w:r>
+      <w:r>
+        <w:t xml:space="preserve">3. Vérifiez s’il y a une erreur d’envoi</w:t>
+      </w:r>
+    </w:p>
+    <w:p>
+      <w:pPr>
+        <w:pStyle w:val="BodyText"/>
+      </w:pPr>
+      <w:r>
+        <w:t xml:space="preserve">Si le nœud est en erreur, vérifiez la credential d’envoi (Resend ou SMTP Zoho selon la configuration) et assurez-vous que l’adresse destinataire</w:t>
+      </w:r>
+      <w:r>
+        <w:t xml:space="preserve"> </w:t>
+      </w:r>
+      <w:r>
+        <w:rPr>
+          <w:rStyle w:val="VerbatimChar"/>
+        </w:rPr>
+        <w:t xml:space="preserve">contact@transferai.ci</w:t>
+      </w:r>
+      <w:r>
+        <w:t xml:space="preserve"> </w:t>
+      </w:r>
+      <w:r>
+        <w:t xml:space="preserve">est correctement renseignée.</w:t>
+      </w:r>
+    </w:p>
+    <w:p>
+      <w:pPr>
+        <w:pStyle w:val="BodyText"/>
+      </w:pPr>
+      <w:r>
+        <w:rPr>
+          <w:b/>
+          <w:bCs/>
+        </w:rPr>
+        <w:t xml:space="preserve">7.7 Déboguer une exécution du workflow 97</w:t>
+      </w:r>
+    </w:p>
+    <w:p>
+      <w:pPr>
+        <w:pStyle w:val="BodyText"/>
+      </w:pPr>
+      <w:r>
+        <w:t xml:space="preserve">Pour analyser une exécution spécifique :</w:t>
+      </w:r>
+      <w:r>
+        <w:t xml:space="preserve"> </w:t>
+      </w:r>
+      <w:r>
+        <w:t xml:space="preserve">1. Ouvrez le workflow 97 dans n8n</w:t>
+      </w:r>
+      <w:r>
+        <w:t xml:space="preserve"> </w:t>
+      </w:r>
+      <w:r>
+        <w:t xml:space="preserve">2. Cliquez sur</w:t>
+      </w:r>
+      <w:r>
+        <w:t xml:space="preserve"> </w:t>
+      </w:r>
+      <w:r>
+        <w:rPr>
+          <w:b/>
+          <w:bCs/>
+        </w:rPr>
+        <w:t xml:space="preserve">Executions</w:t>
+      </w:r>
+      <w:r>
+        <w:t xml:space="preserve"> </w:t>
+      </w:r>
+      <w:r>
+        <w:t xml:space="preserve">(menu de gauche)</w:t>
+      </w:r>
+      <w:r>
+        <w:t xml:space="preserve"> </w:t>
+      </w:r>
+      <w:r>
+        <w:t xml:space="preserve">3. Cliquez sur une exécution</w:t>
+      </w:r>
+      <w:r>
+        <w:t xml:space="preserve"> </w:t>
+      </w:r>
+      <w:r>
+        <w:t xml:space="preserve">4. Vérifiez nœud par nœud :</w:t>
+      </w:r>
+      <w:r>
+        <w:t xml:space="preserve"> </w:t>
+      </w:r>
+      <w:r>
+        <w:t xml:space="preserve">-</w:t>
+      </w:r>
+      <w:r>
+        <w:t xml:space="preserve"> </w:t>
+      </w:r>
+      <w:r>
+        <w:rPr>
+          <w:b/>
+          <w:bCs/>
+        </w:rPr>
+        <w:t xml:space="preserve">IMAP Email Trigger</w:t>
+      </w:r>
+      <w:r>
+        <w:t xml:space="preserve"> </w:t>
+      </w:r>
+      <w:r>
+        <w:t xml:space="preserve">: email reçu ? (données entrantes visibles)</w:t>
+      </w:r>
+      <w:r>
+        <w:t xml:space="preserve"> </w:t>
+      </w:r>
+      <w:r>
+        <w:t xml:space="preserve">-</w:t>
+      </w:r>
+      <w:r>
+        <w:t xml:space="preserve"> </w:t>
+      </w:r>
+      <w:r>
+        <w:rPr>
+          <w:b/>
+          <w:bCs/>
+        </w:rPr>
+        <w:t xml:space="preserve">Parse Incoming Reply</w:t>
+      </w:r>
+      <w:r>
+        <w:t xml:space="preserve"> </w:t>
+      </w:r>
+      <w:r>
+        <w:t xml:space="preserve">:</w:t>
+      </w:r>
+      <w:r>
+        <w:t xml:space="preserve"> </w:t>
+      </w:r>
+      <w:r>
+        <w:rPr>
+          <w:rStyle w:val="VerbatimChar"/>
+        </w:rPr>
+        <w:t xml:space="preserve">from_email</w:t>
+      </w:r>
+      <w:r>
+        <w:t xml:space="preserve">,</w:t>
+      </w:r>
+      <w:r>
+        <w:t xml:space="preserve"> </w:t>
+      </w:r>
+      <w:r>
+        <w:rPr>
+          <w:rStyle w:val="VerbatimChar"/>
+        </w:rPr>
+        <w:t xml:space="preserve">subject</w:t>
+      </w:r>
+      <w:r>
+        <w:t xml:space="preserve">,</w:t>
+      </w:r>
+      <w:r>
+        <w:t xml:space="preserve"> </w:t>
+      </w:r>
+      <w:r>
+        <w:rPr>
+          <w:rStyle w:val="VerbatimChar"/>
+        </w:rPr>
+        <w:t xml:space="preserve">body_text</w:t>
+      </w:r>
+      <w:r>
+        <w:t xml:space="preserve"> </w:t>
+      </w:r>
+      <w:r>
+        <w:t xml:space="preserve">bien extraits ?</w:t>
+      </w:r>
+      <w:r>
+        <w:t xml:space="preserve"> </w:t>
+      </w:r>
+      <w:r>
+        <w:t xml:space="preserve">-</w:t>
+      </w:r>
+      <w:r>
+        <w:t xml:space="preserve"> </w:t>
+      </w:r>
+      <w:r>
+        <w:rPr>
+          <w:b/>
+          <w:bCs/>
+        </w:rPr>
+        <w:t xml:space="preserve">Find Prospect By Email</w:t>
+      </w:r>
+      <w:r>
+        <w:t xml:space="preserve"> </w:t>
+      </w:r>
+      <w:r>
+        <w:t xml:space="preserve">: un prospect trouvé ? (liste non vide ?)</w:t>
+      </w:r>
+      <w:r>
+        <w:t xml:space="preserve"> </w:t>
+      </w:r>
+      <w:r>
+        <w:t xml:space="preserve">-</w:t>
+      </w:r>
+      <w:r>
+        <w:t xml:space="preserve"> </w:t>
+      </w:r>
+      <w:r>
+        <w:rPr>
+          <w:b/>
+          <w:bCs/>
+        </w:rPr>
+        <w:t xml:space="preserve">Load Prospect Context</w:t>
+      </w:r>
+      <w:r>
+        <w:t xml:space="preserve"> </w:t>
+      </w:r>
+      <w:r>
+        <w:t xml:space="preserve">: données du prospect correctement chargées ?</w:t>
+      </w:r>
+      <w:r>
+        <w:t xml:space="preserve"> </w:t>
+      </w:r>
+      <w:r>
+        <w:t xml:space="preserve">-</w:t>
+      </w:r>
+      <w:r>
+        <w:t xml:space="preserve"> </w:t>
+      </w:r>
+      <w:r>
+        <w:rPr>
+          <w:b/>
+          <w:bCs/>
+        </w:rPr>
+        <w:t xml:space="preserve">Classify Reply with OpenAI</w:t>
+      </w:r>
+      <w:r>
+        <w:t xml:space="preserve"> </w:t>
+      </w:r>
+      <w:r>
+        <w:t xml:space="preserve">: intention et</w:t>
+      </w:r>
+      <w:r>
+        <w:t xml:space="preserve"> </w:t>
+      </w:r>
+      <w:r>
+        <w:rPr>
+          <w:rStyle w:val="VerbatimChar"/>
+        </w:rPr>
+        <w:t xml:space="preserve">needs_human</w:t>
+      </w:r>
+      <w:r>
+        <w:t xml:space="preserve"> </w:t>
+      </w:r>
+      <w:r>
+        <w:t xml:space="preserve">retournés ?</w:t>
+      </w:r>
+      <w:r>
+        <w:t xml:space="preserve"> </w:t>
+      </w:r>
+      <w:r>
+        <w:t xml:space="preserve">-</w:t>
+      </w:r>
+      <w:r>
+        <w:t xml:space="preserve"> </w:t>
+      </w:r>
+      <w:r>
+        <w:rPr>
+          <w:b/>
+          <w:bCs/>
+        </w:rPr>
+        <w:t xml:space="preserve">Route by Needs Human</w:t>
+      </w:r>
+      <w:r>
+        <w:t xml:space="preserve"> </w:t>
+      </w:r>
+      <w:r>
+        <w:t xml:space="preserve">: branche correcte empruntée ?</w:t>
+      </w:r>
+    </w:p>
+    <w:p>
+      <w:r>
+        <w:pict>
+          <v:rect style="width:0;height:1.5pt" o:hralign="center" o:hrstd="t" o:hr="t"/>
+        </w:pict>
+      </w:r>
+    </w:p>
+    <w:bookmarkEnd w:id="29"/>
+    <w:bookmarkEnd w:id="30"/>
+    <w:bookmarkStart w:id="36" w:name="problèmes-généraux-n8n"/>
+    <w:p>
+      <w:pPr>
+        <w:pStyle w:val="Heading2"/>
+      </w:pPr>
+      <w:r>
+        <w:t xml:space="preserve">8. Problèmes généraux n8n</w:t>
+      </w:r>
+    </w:p>
+    <w:bookmarkStart w:id="31" w:name="accès-à-n8n"/>
+    <w:p>
+      <w:pPr>
+        <w:pStyle w:val="Heading3"/>
+      </w:pPr>
+      <w:r>
+        <w:t xml:space="preserve">8.1 Accès à n8n</w:t>
       </w:r>
     </w:p>
     <w:p>
@@ -3551,14 +5447,14 @@
         <w:t xml:space="preserve">En cas de problème de connexion, vérifiez que le serveur est en ligne</w:t>
       </w:r>
     </w:p>
-    <w:bookmarkEnd w:id="28"/>
-    <w:bookmarkStart w:id="29" w:name="voir-les-logs-dune-exécution"/>
+    <w:bookmarkEnd w:id="31"/>
+    <w:bookmarkStart w:id="32" w:name="voir-les-logs-dune-exécution"/>
     <w:p>
       <w:pPr>
         <w:pStyle w:val="Heading3"/>
       </w:pPr>
       <w:r>
-        <w:t xml:space="preserve">7.2 Voir les logs d’une exécution</w:t>
+        <w:t xml:space="preserve">8.2 Voir les logs d’une exécution</w:t>
       </w:r>
     </w:p>
     <w:p>
@@ -3634,17 +5530,17 @@
         </w:numPr>
       </w:pPr>
       <w:r>
-        <w:t xml:space="preserve">Cliquez sur un nœud rouge pour voir le message d’erreur</w:t>
-      </w:r>
-    </w:p>
-    <w:bookmarkEnd w:id="29"/>
-    <w:bookmarkStart w:id="30" w:name="tester-manuellement-un-workflow"/>
+        <w:t xml:space="preserve">Cliquez sur un nœud rouge pour voir le message d’erreur complet</w:t>
+      </w:r>
+    </w:p>
+    <w:bookmarkEnd w:id="32"/>
+    <w:bookmarkStart w:id="33" w:name="tester-manuellement-un-workflow"/>
     <w:p>
       <w:pPr>
         <w:pStyle w:val="Heading3"/>
       </w:pPr>
       <w:r>
-        <w:t xml:space="preserve">7.3 Tester manuellement un workflow</w:t>
+        <w:t xml:space="preserve">8.3 Tester manuellement un workflow</w:t>
       </w:r>
     </w:p>
     <w:p>
@@ -3712,14 +5608,55 @@
         <w:t xml:space="preserve">)</w:t>
       </w:r>
     </w:p>
-    <w:bookmarkEnd w:id="30"/>
-    <w:bookmarkStart w:id="31" w:name="X5171c87b356c727cf2d106524a33e7a98fc0eff"/>
+    <w:p>
+      <w:pPr>
+        <w:pStyle w:val="BodyText"/>
+      </w:pPr>
+      <w:r>
+        <w:t xml:space="preserve">Pour tester le workflow 97 sans attendre un email :</w:t>
+      </w:r>
+      <w:r>
+        <w:t xml:space="preserve"> </w:t>
+      </w:r>
+      <w:r>
+        <w:t xml:space="preserve">1. Envoyez un email test à</w:t>
+      </w:r>
+      <w:r>
+        <w:t xml:space="preserve"> </w:t>
+      </w:r>
+      <w:r>
+        <w:rPr>
+          <w:rStyle w:val="VerbatimChar"/>
+        </w:rPr>
+        <w:t xml:space="preserve">contact@transferai.ci</w:t>
+      </w:r>
+      <w:r>
+        <w:t xml:space="preserve"> </w:t>
+      </w:r>
+      <w:r>
+        <w:t xml:space="preserve">depuis une adresse enregistrée dans Supabase</w:t>
+      </w:r>
+      <w:r>
+        <w:t xml:space="preserve"> </w:t>
+      </w:r>
+      <w:r>
+        <w:t xml:space="preserve">2. Attendez 1 à 2 minutes</w:t>
+      </w:r>
+      <w:r>
+        <w:t xml:space="preserve"> </w:t>
+      </w:r>
+      <w:r>
+        <w:t xml:space="preserve">3. Ouvrez les exécutions du workflow 97 pour vérifier le traitement</w:t>
+      </w:r>
+    </w:p>
+    <w:bookmarkEnd w:id="33"/>
+    <w:bookmarkStart w:id="34" w:name="X5171c87b356c727cf2d106524a33e7a98fc0eff"/>
     <w:p>
       <w:pPr>
         <w:pStyle w:val="Heading3"/>
       </w:pPr>
       <w:r>
-        <w:t xml:space="preserve">7.4 Réimporter un workflow depuis un fichier JSON</w:t>
+        <w:t xml:space="preserve">8.4 Réimporter un workflow depuis un fichier JSON</w:t>
       </w:r>
     </w:p>
     <w:p>
@@ -3780,13 +5717,13 @@
         <w:t xml:space="preserve"> </w:t>
       </w:r>
       <w:r>
-        <w:t xml:space="preserve">3. Vérifiez que le workflow est bien configuré (credentials, etc.)</w:t>
-      </w:r>
-      <w:r>
-        <w:t xml:space="preserve"> </w:t>
-      </w:r>
-      <w:r>
-        <w:t xml:space="preserve">4. Activez-le avec le bouton</w:t>
+        <w:t xml:space="preserve">3. Vérifiez que toutes les credentials sont correctement associées à chaque nœud</w:t>
+      </w:r>
+      <w:r>
+        <w:t xml:space="preserve"> </w:t>
+      </w:r>
+      <w:r>
+        <w:t xml:space="preserve">4. Activez le workflow avec le bouton</w:t>
       </w:r>
       <w:r>
         <w:t xml:space="preserve"> </w:t>
@@ -3799,14 +5736,14 @@
         <w:t xml:space="preserve">Active</w:t>
       </w:r>
     </w:p>
-    <w:bookmarkEnd w:id="31"/>
-    <w:bookmarkStart w:id="32" w:name="fichiers-json-des-workflows"/>
+    <w:bookmarkEnd w:id="34"/>
+    <w:bookmarkStart w:id="35" w:name="fichiers-json-des-workflows"/>
     <w:p>
       <w:pPr>
         <w:pStyle w:val="Heading3"/>
       </w:pPr>
       <w:r>
-        <w:t xml:space="preserve">7.5 Fichiers JSON des workflows</w:t>
+        <w:t xml:space="preserve">8.5 Fichiers JSON des workflows</w:t>
       </w:r>
     </w:p>
     <w:tbl>
@@ -3869,7 +5806,7 @@
               <w:pStyle w:val="Compact"/>
             </w:pPr>
             <w:r>
-              <w:t xml:space="preserve">Séquence principale</w:t>
+              <w:t xml:space="preserve">Séquence principale (formulaire + relances)</w:t>
             </w:r>
           </w:p>
         </w:tc>
@@ -3896,7 +5833,7 @@
               <w:pStyle w:val="Compact"/>
             </w:pPr>
             <w:r>
-              <w:t xml:space="preserve">Détection rendez-vous</w:t>
+              <w:t xml:space="preserve">Détection des rendez-vous Calendly</w:t>
             </w:r>
           </w:p>
         </w:tc>
@@ -3950,7 +5887,34 @@
               <w:pStyle w:val="Compact"/>
             </w:pPr>
             <w:r>
-              <w:t xml:space="preserve">Gestion bounces</w:t>
+              <w:t xml:space="preserve">Gestion des bounces et spams</w:t>
+            </w:r>
+          </w:p>
+        </w:tc>
+      </w:tr>
+      <w:tr>
+        <w:tc>
+          <w:tcPr/>
+          <w:p>
+            <w:pPr>
+              <w:pStyle w:val="Compact"/>
+            </w:pPr>
+            <w:r>
+              <w:rPr>
+                <w:rStyle w:val="VerbatimChar"/>
+              </w:rPr>
+              <w:t xml:space="preserve">97_n8n_Zoho_Reply_Intelligence_V1.json</w:t>
+            </w:r>
+          </w:p>
+        </w:tc>
+        <w:tc>
+          <w:tcPr/>
+          <w:p>
+            <w:pPr>
+              <w:pStyle w:val="Compact"/>
+            </w:pPr>
+            <w:r>
+              <w:t xml:space="preserve">Détection et classification des réponses entrantes</w:t>
             </w:r>
           </w:p>
         </w:tc>
@@ -3963,9 +5927,9 @@
         </w:pict>
       </w:r>
     </w:p>
-    <w:bookmarkEnd w:id="32"/>
-    <w:bookmarkEnd w:id="33"/>
-    <w:bookmarkStart w:id="34" w:name="Xff4184493481c455b1aa05a45b82c306586eaa1"/>
+    <w:bookmarkEnd w:id="35"/>
+    <w:bookmarkEnd w:id="36"/>
+    <w:bookmarkStart w:id="37" w:name="Xff4184493481c455b1aa05a45b82c306586eaa1"/>
     <w:p>
       <w:pPr>
         <w:pStyle w:val="Heading2"/>
@@ -3979,7 +5943,7 @@
         <w:pStyle w:val="FirstParagraph"/>
       </w:pPr>
       <w:r>
-        <w:t xml:space="preserve">En cas de doute, voici les cinq vérifications à faire dans l’ordre :</w:t>
+        <w:t xml:space="preserve">En cas de doute, voici les vérifications à effectuer dans l’ordre :</w:t>
       </w:r>
     </w:p>
     <w:p>
@@ -3995,7 +5959,7 @@
           <w:b/>
           <w:bCs/>
         </w:rPr>
-        <w:t xml:space="preserve">Les quatre workflows 93, 94, 95, 96 sont-ils actifs dans n8n ?</w:t>
+        <w:t xml:space="preserve">Les cinq workflows 93, 94, 95, 96, 97 sont-ils actifs dans n8n ?</w:t>
       </w:r>
     </w:p>
     <w:p>
@@ -4062,8 +6026,24 @@
         <w:t xml:space="preserve">Le webhook Resend est-il configuré avec les bons événements ?</w:t>
       </w:r>
     </w:p>
-    <w:bookmarkEnd w:id="34"/>
-    <w:bookmarkEnd w:id="35"/>
+    <w:p>
+      <w:pPr>
+        <w:pStyle w:val="Compact"/>
+        <w:numPr>
+          <w:ilvl w:val="0"/>
+          <w:numId w:val="1003"/>
+        </w:numPr>
+      </w:pPr>
+      <w:r>
+        <w:rPr>
+          <w:b/>
+          <w:bCs/>
+        </w:rPr>
+        <w:t xml:space="preserve">La connexion IMAP Zoho du workflow 97 est-elle opérationnelle ?</w:t>
+      </w:r>
+    </w:p>
+    <w:bookmarkEnd w:id="37"/>
+    <w:bookmarkEnd w:id="38"/>
     <w:sectPr>
       <w:footnotePr>
         <w:numRestart w:val="eachSect"/>
@@ -4439,7 +6419,7 @@
         <w:rFonts w:asciiTheme="minorHAnsi" w:cstheme="minorBidi" w:eastAsiaTheme="minorEastAsia" w:hAnsiTheme="minorHAnsi"/>
         <w:sz w:val="24"/>
         <w:szCs w:val="24"/>
-        <w:lang w:bidi="ar-SA" w:eastAsia="zh-CN" w:val="en-US"/>
+        <w:lang w:bidi="ar-SA" w:eastAsia="zh-CN" w:val="fr"/>
       </w:rPr>
     </w:rPrDefault>
     <w:pPrDefault>
